--- a/docs/paper/EPL445_Final_Paper.docx
+++ b/docs/paper/EPL445_Final_Paper.docx
@@ -2165,7 +2165,7 @@
           <w:sz w:val="20"/>
           <w:szCs w:val="20"/>
         </w:rPr>
-        <w:t xml:space="preserve">Figure 5 shows the per-frame vehicle count over the 1 800-frame sample-traffic video. Density peaks correspond to platoon arrivals at the intersection in frame. The dashboard exposes the same series in real time, plus a per-lane breakdown derived from operator-drawn polygons. On the sample-traffic video, with two equal-width lanes split down the centre of the frame, the polygon counter reports 76 detections in the left lane (around 87% bus) and 54 in the right lane (mixed truck, car, bus), demonstrating that the same model can support per-direction counting without retraining.</w:t>
+        <w:t xml:space="preserve">Figure 5 shows the per-frame vehicle count over the 1 800-frame sample-traffic video. The hybrid pipeline emits 8 979 raw detections, which the SORT tracker resolves into 599 unique vehicles (411 cars, 115 buses, 73 trucks). The dashboard exposes the per-frame series in real time, plus a per-lane breakdown derived from operator-drawn polygons. On the sample-traffic video, with two equal-width lanes split down the centre of the frame, the polygon counter reports 4 927 detections in the left lane (74% car, 21% bus) and 3 502 in the right lane (87% car, 5% bus, 8% truck), demonstrating that the same model can support per-direction counting without retraining.</w:t>
       </w:r>
     </w:p>
     <w:p>
@@ -2259,7 +2259,7 @@
           <w:sz w:val="20"/>
           <w:szCs w:val="20"/>
         </w:rPr>
-        <w:t xml:space="preserve">Table III reports classifier-only inference latency at three input resolutions, measured on the AMD Radeon 780M iGPU. The 256 by 256 setting is the production resolution; the lower resolutions trade about one to two percentage points of accuracy for roughly two-times faster inference. End-to-end pipeline throughput (YOLO + MobileViT + SORT + annotation) is approximately 4 frames per second on 4K frames downscaled to 640 by 360 for inference, versus 3 frames per second for the sliding-window baseline.</w:t>
+        <w:t xml:space="preserve">Table III reports classifier-only inference latency at three input resolutions, measured on the AMD Radeon 780M iGPU. The 256 by 256 setting is the production resolution; the lower resolutions trade about one to two percentage points of accuracy for roughly two-times faster inference. End-to-end pipeline throughput (YOLO + MobileViT + SORT + annotation) reaches approximately 10 frames per second on the 1 800-frame sample-traffic clip downscaled to 640 by 360 for inference (the full clip processes in 2 min 56 s with frame_skip=3), versus 3 frames per second for the sliding-window baseline.</w:t>
       </w:r>
     </w:p>
     <w:p>

--- a/docs/paper/EPL445_Final_Paper.docx
+++ b/docs/paper/EPL445_Final_Paper.docx
@@ -427,1435 +427,9 @@
           <w:sz w:val="20"/>
           <w:szCs w:val="20"/>
         </w:rPr>
-        <w:t xml:space="preserve">YOLOv8-nano [2], pretrained on COCO, produces vehicle bounding boxes (COCO classes 2, 3, 5, 7). Each YOLO box is cropped and reclassified by MobileViT in the four-class taxonomy. Boxes that MobileViT labels as background are discarded. Because YOLO already runs NMS on its output, no additional NMS is required. The hybrid yields tighter boxes and fewer duplicates than the sliding window with comparable steady-state throughput (Section III-D).</w:t>
-      </w:r>
-    </w:p>
-    <w:p>
-      <w:pPr>
-        <w:spacing w:after="80" w:before="160"/>
-        <w:jc w:val="left"/>
-      </w:pPr>
-      <w:r>
-        <w:rPr>
-          <w:rFonts w:ascii="Times New Roman" w:cs="Times New Roman" w:eastAsia="Times New Roman" w:hAnsi="Times New Roman"/>
-          <w:b/>
-          <w:bCs/>
-          <w:i/>
-          <w:iCs/>
-          <w:sz w:val="20"/>
-          <w:szCs w:val="20"/>
-        </w:rPr>
-        <w:t xml:space="preserve">E.  SORT tracker</w:t>
-      </w:r>
-    </w:p>
-    <w:p>
-      <w:pPr>
-        <w:spacing w:after="80" w:line="240"/>
-        <w:jc w:val="both"/>
-      </w:pPr>
-      <w:r>
-        <w:rPr>
-          <w:rFonts w:ascii="Times New Roman" w:cs="Times New Roman" w:eastAsia="Times New Roman" w:hAnsi="Times New Roman"/>
-          <w:sz w:val="20"/>
-          <w:szCs w:val="20"/>
-        </w:rPr>
-        <w:t xml:space="preserve">We use the SORT algorithm [3] for cross-frame association. Detections from each frame are matched to existing trackers by IoU; unmatched detections spawn new trackers, and trackers without confirmation for max_age = 5 frames are retired. We require min_hits = 2 before a track is reported to suppress single-frame false positives. The tracker assigns a persistent integer ID that propagates to the per-frame CSV (track_id column) and to the annotated MP4. The aggregator then reports both total detections (per-frame) and unique vehicles per class (one count per distinct track ID).</w:t>
-      </w:r>
-    </w:p>
-    <w:p>
-      <w:pPr>
-        <w:spacing w:after="80" w:before="160"/>
-        <w:jc w:val="left"/>
-      </w:pPr>
-      <w:r>
-        <w:rPr>
-          <w:rFonts w:ascii="Times New Roman" w:cs="Times New Roman" w:eastAsia="Times New Roman" w:hAnsi="Times New Roman"/>
-          <w:b/>
-          <w:bCs/>
-          <w:i/>
-          <w:iCs/>
-          <w:sz w:val="20"/>
-          <w:szCs w:val="20"/>
-        </w:rPr>
-        <w:t xml:space="preserve">F.  Per-lane ROI counting</w:t>
-      </w:r>
-    </w:p>
-    <w:p>
-      <w:pPr>
-        <w:spacing w:after="80" w:line="240"/>
-        <w:jc w:val="both"/>
-      </w:pPr>
-      <w:r>
-        <w:rPr>
-          <w:rFonts w:ascii="Times New Roman" w:cs="Times New Roman" w:eastAsia="Times New Roman" w:hAnsi="Times New Roman"/>
-          <w:sz w:val="20"/>
-          <w:szCs w:val="20"/>
-        </w:rPr>
-        <w:t xml:space="preserve">Lane-level counts are computed from the saved CSV without re-running inference. The operator draws one or more closed polygons on the first video frame in the dashboard, and the backend uses point-in-polygon tests (OpenCV pointPolygonTest) to check whether the centre of each detection box falls inside each lane. Counts are reported per class per lane, and when tracking ran the response also reports the unique track count per lane.</w:t>
-      </w:r>
-    </w:p>
-    <w:p>
-      <w:pPr>
-        <w:spacing w:after="80" w:before="160"/>
-        <w:jc w:val="left"/>
-      </w:pPr>
-      <w:r>
-        <w:rPr>
-          <w:rFonts w:ascii="Times New Roman" w:cs="Times New Roman" w:eastAsia="Times New Roman" w:hAnsi="Times New Roman"/>
-          <w:b/>
-          <w:bCs/>
-          <w:i/>
-          <w:iCs/>
-          <w:sz w:val="20"/>
-          <w:szCs w:val="20"/>
-        </w:rPr>
-        <w:t xml:space="preserve">G.  Web dashboard</w:t>
-      </w:r>
-    </w:p>
-    <w:p>
-      <w:pPr>
-        <w:spacing w:after="80" w:line="240"/>
-        <w:jc w:val="both"/>
-      </w:pPr>
-      <w:r>
-        <w:rPr>
-          <w:rFonts w:ascii="Times New Roman" w:cs="Times New Roman" w:eastAsia="Times New Roman" w:hAnsi="Times New Roman"/>
-          <w:sz w:val="20"/>
-          <w:szCs w:val="20"/>
-        </w:rPr>
-        <w:t xml:space="preserve">The application is built on FastAPI and a single static HTML/JS/CSS bundle (Chart.js via CDN, no build step). Uploaded videos are processed by a background task that calls run_video_inference with the per-job configuration and pre-encodes the output to H.264 (libx264, yuv420p, +faststart) so that browsers can play it. The frontend polls a job-status endpoint every three seconds for live progress. The dashboard exposes endpoints for per-class counts, per-frame density timeline, rectangle ROI filtering, polygon lane counting, the annotated video, and a first-frame JPEG used as the canvas background.</w:t>
-      </w:r>
-    </w:p>
-    <w:p>
-      <w:pPr>
-        <w:spacing w:after="120" w:before="240"/>
-        <w:jc w:val="center"/>
-      </w:pPr>
-      <w:r>
-        <w:rPr>
-          <w:rFonts w:ascii="Times New Roman" w:cs="Times New Roman" w:eastAsia="Times New Roman" w:hAnsi="Times New Roman"/>
-          <w:b/>
-          <w:bCs/>
-          <w:sz w:val="22"/>
-          <w:szCs w:val="22"/>
-        </w:rPr>
-        <w:t xml:space="preserve">III.  RESULTS</w:t>
-      </w:r>
-    </w:p>
-    <w:p>
-      <w:pPr>
-        <w:spacing w:after="80" w:before="160"/>
-        <w:jc w:val="left"/>
-      </w:pPr>
-      <w:r>
-        <w:rPr>
-          <w:rFonts w:ascii="Times New Roman" w:cs="Times New Roman" w:eastAsia="Times New Roman" w:hAnsi="Times New Roman"/>
-          <w:b/>
-          <w:bCs/>
-          <w:i/>
-          <w:iCs/>
-          <w:sz w:val="20"/>
-          <w:szCs w:val="20"/>
-        </w:rPr>
-        <w:t xml:space="preserve">A.  Classification metrics</w:t>
-      </w:r>
-    </w:p>
-    <w:p>
-      <w:pPr>
-        <w:spacing w:after="80" w:line="240"/>
-        <w:jc w:val="both"/>
-      </w:pPr>
-      <w:r>
-        <w:rPr>
-          <w:rFonts w:ascii="Times New Roman" w:cs="Times New Roman" w:eastAsia="Times New Roman" w:hAnsi="Times New Roman"/>
-          <w:sz w:val="20"/>
-          <w:szCs w:val="20"/>
-        </w:rPr>
-        <w:t xml:space="preserve">The headline metrics on the sequence-disjoint test set (2 614 patches from 16 unseen sequences) are summarised in Table I. The model reaches 96.44% accuracy and 95.90% macro F1, with a macro AUC of 99.59%. The best validation macro F1 during training was 0.9807. The per-class breakdown in Table II shows bus as the easiest class (large, distinctive shape) and car as the hardest, owing to intra-class diversity and occasional confusion with truck at distance. The confusion matrix (Figure 1) and ROC curves (Figure 2) confirm that the dominant misclassifications cluster on the car-truck boundary.</w:t>
-      </w:r>
-    </w:p>
-    <w:p>
-      <w:pPr>
-        <w:spacing w:after="60" w:before="120"/>
-        <w:jc w:val="center"/>
-      </w:pPr>
-      <w:r>
-        <w:rPr>
-          <w:rFonts w:ascii="Times New Roman" w:cs="Times New Roman" w:eastAsia="Times New Roman" w:hAnsi="Times New Roman"/>
-          <w:b/>
-          <w:bCs/>
-          <w:sz w:val="18"/>
-          <w:szCs w:val="18"/>
-        </w:rPr>
-        <w:t xml:space="preserve">Table I — Test-set metrics.</w:t>
-      </w:r>
-    </w:p>
-    <w:tbl>
-      <w:tblPr>
-        <w:tblW w:type="dxa" w:w="4400"/>
-        <w:tblBorders>
-          <w:top w:val="single" w:color="auto" w:sz="4"/>
-          <w:left w:val="single" w:color="auto" w:sz="4"/>
-          <w:bottom w:val="single" w:color="auto" w:sz="4"/>
-          <w:right w:val="single" w:color="auto" w:sz="4"/>
-          <w:insideH w:val="single" w:color="auto" w:sz="4"/>
-          <w:insideV w:val="single" w:color="auto" w:sz="4"/>
-        </w:tblBorders>
-      </w:tblPr>
-      <w:tblGrid>
-        <w:gridCol w:w="2400"/>
-        <w:gridCol w:w="2000"/>
-      </w:tblGrid>
-      <w:tr>
-        <w:tc>
-          <w:tcPr>
-            <w:tcW w:type="dxa" w:w="2400"/>
-            <w:tcBorders>
-              <w:top w:val="single" w:color="000000" w:sz="4"/>
-              <w:left w:val="single" w:color="000000" w:sz="4"/>
-              <w:bottom w:val="single" w:color="000000" w:sz="4"/>
-              <w:right w:val="single" w:color="000000" w:sz="4"/>
-            </w:tcBorders>
-            <w:shd w:fill="EEEEEE" w:val="clear"/>
-            <w:tcMar>
-              <w:top w:type="dxa" w:w="60"/>
-              <w:left w:type="dxa" w:w="80"/>
-              <w:bottom w:type="dxa" w:w="60"/>
-              <w:right w:type="dxa" w:w="80"/>
-            </w:tcMar>
-          </w:tcPr>
-          <w:p>
-            <w:pPr>
-              <w:jc w:val="left"/>
-            </w:pPr>
-            <w:r>
-              <w:rPr>
-                <w:rFonts w:ascii="Times New Roman" w:cs="Times New Roman" w:eastAsia="Times New Roman" w:hAnsi="Times New Roman"/>
-                <w:b/>
-                <w:bCs/>
-                <w:sz w:val="18"/>
-                <w:szCs w:val="18"/>
-              </w:rPr>
-              <w:t xml:space="preserve">Metric</w:t>
-            </w:r>
-          </w:p>
-        </w:tc>
-        <w:tc>
-          <w:tcPr>
-            <w:tcW w:type="dxa" w:w="2000"/>
-            <w:tcBorders>
-              <w:top w:val="single" w:color="000000" w:sz="4"/>
-              <w:left w:val="single" w:color="000000" w:sz="4"/>
-              <w:bottom w:val="single" w:color="000000" w:sz="4"/>
-              <w:right w:val="single" w:color="000000" w:sz="4"/>
-            </w:tcBorders>
-            <w:shd w:fill="EEEEEE" w:val="clear"/>
-            <w:tcMar>
-              <w:top w:type="dxa" w:w="60"/>
-              <w:left w:type="dxa" w:w="80"/>
-              <w:bottom w:type="dxa" w:w="60"/>
-              <w:right w:type="dxa" w:w="80"/>
-            </w:tcMar>
-          </w:tcPr>
-          <w:p>
-            <w:pPr>
-              <w:jc w:val="center"/>
-            </w:pPr>
-            <w:r>
-              <w:rPr>
-                <w:rFonts w:ascii="Times New Roman" w:cs="Times New Roman" w:eastAsia="Times New Roman" w:hAnsi="Times New Roman"/>
-                <w:b/>
-                <w:bCs/>
-                <w:sz w:val="18"/>
-                <w:szCs w:val="18"/>
-              </w:rPr>
-              <w:t xml:space="preserve">Value</w:t>
-            </w:r>
-          </w:p>
-        </w:tc>
-      </w:tr>
-      <w:tr>
-        <w:tc>
-          <w:tcPr>
-            <w:tcW w:type="dxa" w:w="2400"/>
-            <w:tcBorders>
-              <w:top w:val="single" w:color="000000" w:sz="4"/>
-              <w:left w:val="single" w:color="000000" w:sz="4"/>
-              <w:bottom w:val="single" w:color="000000" w:sz="4"/>
-              <w:right w:val="single" w:color="000000" w:sz="4"/>
-            </w:tcBorders>
-            <w:tcMar>
-              <w:top w:type="dxa" w:w="60"/>
-              <w:left w:type="dxa" w:w="80"/>
-              <w:bottom w:type="dxa" w:w="60"/>
-              <w:right w:type="dxa" w:w="80"/>
-            </w:tcMar>
-          </w:tcPr>
-          <w:p>
-            <w:pPr>
-              <w:jc w:val="left"/>
-            </w:pPr>
-            <w:r>
-              <w:rPr>
-                <w:rFonts w:ascii="Times New Roman" w:cs="Times New Roman" w:eastAsia="Times New Roman" w:hAnsi="Times New Roman"/>
-                <w:b w:val="false"/>
-                <w:bCs w:val="false"/>
-                <w:sz w:val="18"/>
-                <w:szCs w:val="18"/>
-              </w:rPr>
-              <w:t xml:space="preserve">Accuracy</w:t>
-            </w:r>
-          </w:p>
-        </w:tc>
-        <w:tc>
-          <w:tcPr>
-            <w:tcW w:type="dxa" w:w="2000"/>
-            <w:tcBorders>
-              <w:top w:val="single" w:color="000000" w:sz="4"/>
-              <w:left w:val="single" w:color="000000" w:sz="4"/>
-              <w:bottom w:val="single" w:color="000000" w:sz="4"/>
-              <w:right w:val="single" w:color="000000" w:sz="4"/>
-            </w:tcBorders>
-            <w:tcMar>
-              <w:top w:type="dxa" w:w="60"/>
-              <w:left w:type="dxa" w:w="80"/>
-              <w:bottom w:type="dxa" w:w="60"/>
-              <w:right w:type="dxa" w:w="80"/>
-            </w:tcMar>
-          </w:tcPr>
-          <w:p>
-            <w:pPr>
-              <w:jc w:val="center"/>
-            </w:pPr>
-            <w:r>
-              <w:rPr>
-                <w:rFonts w:ascii="Times New Roman" w:cs="Times New Roman" w:eastAsia="Times New Roman" w:hAnsi="Times New Roman"/>
-                <w:b w:val="false"/>
-                <w:bCs w:val="false"/>
-                <w:sz w:val="18"/>
-                <w:szCs w:val="18"/>
-              </w:rPr>
-              <w:t xml:space="preserve">96.44%</w:t>
-            </w:r>
-          </w:p>
-        </w:tc>
-      </w:tr>
-      <w:tr>
-        <w:tc>
-          <w:tcPr>
-            <w:tcW w:type="dxa" w:w="2400"/>
-            <w:tcBorders>
-              <w:top w:val="single" w:color="000000" w:sz="4"/>
-              <w:left w:val="single" w:color="000000" w:sz="4"/>
-              <w:bottom w:val="single" w:color="000000" w:sz="4"/>
-              <w:right w:val="single" w:color="000000" w:sz="4"/>
-            </w:tcBorders>
-            <w:tcMar>
-              <w:top w:type="dxa" w:w="60"/>
-              <w:left w:type="dxa" w:w="80"/>
-              <w:bottom w:type="dxa" w:w="60"/>
-              <w:right w:type="dxa" w:w="80"/>
-            </w:tcMar>
-          </w:tcPr>
-          <w:p>
-            <w:pPr>
-              <w:jc w:val="left"/>
-            </w:pPr>
-            <w:r>
-              <w:rPr>
-                <w:rFonts w:ascii="Times New Roman" w:cs="Times New Roman" w:eastAsia="Times New Roman" w:hAnsi="Times New Roman"/>
-                <w:b w:val="false"/>
-                <w:bCs w:val="false"/>
-                <w:sz w:val="18"/>
-                <w:szCs w:val="18"/>
-              </w:rPr>
-              <w:t xml:space="preserve">Macro F1</w:t>
-            </w:r>
-          </w:p>
-        </w:tc>
-        <w:tc>
-          <w:tcPr>
-            <w:tcW w:type="dxa" w:w="2000"/>
-            <w:tcBorders>
-              <w:top w:val="single" w:color="000000" w:sz="4"/>
-              <w:left w:val="single" w:color="000000" w:sz="4"/>
-              <w:bottom w:val="single" w:color="000000" w:sz="4"/>
-              <w:right w:val="single" w:color="000000" w:sz="4"/>
-            </w:tcBorders>
-            <w:tcMar>
-              <w:top w:type="dxa" w:w="60"/>
-              <w:left w:type="dxa" w:w="80"/>
-              <w:bottom w:type="dxa" w:w="60"/>
-              <w:right w:type="dxa" w:w="80"/>
-            </w:tcMar>
-          </w:tcPr>
-          <w:p>
-            <w:pPr>
-              <w:jc w:val="center"/>
-            </w:pPr>
-            <w:r>
-              <w:rPr>
-                <w:rFonts w:ascii="Times New Roman" w:cs="Times New Roman" w:eastAsia="Times New Roman" w:hAnsi="Times New Roman"/>
-                <w:b w:val="false"/>
-                <w:bCs w:val="false"/>
-                <w:sz w:val="18"/>
-                <w:szCs w:val="18"/>
-              </w:rPr>
-              <w:t xml:space="preserve">95.90%</w:t>
-            </w:r>
-          </w:p>
-        </w:tc>
-      </w:tr>
-      <w:tr>
-        <w:tc>
-          <w:tcPr>
-            <w:tcW w:type="dxa" w:w="2400"/>
-            <w:tcBorders>
-              <w:top w:val="single" w:color="000000" w:sz="4"/>
-              <w:left w:val="single" w:color="000000" w:sz="4"/>
-              <w:bottom w:val="single" w:color="000000" w:sz="4"/>
-              <w:right w:val="single" w:color="000000" w:sz="4"/>
-            </w:tcBorders>
-            <w:tcMar>
-              <w:top w:type="dxa" w:w="60"/>
-              <w:left w:type="dxa" w:w="80"/>
-              <w:bottom w:type="dxa" w:w="60"/>
-              <w:right w:type="dxa" w:w="80"/>
-            </w:tcMar>
-          </w:tcPr>
-          <w:p>
-            <w:pPr>
-              <w:jc w:val="left"/>
-            </w:pPr>
-            <w:r>
-              <w:rPr>
-                <w:rFonts w:ascii="Times New Roman" w:cs="Times New Roman" w:eastAsia="Times New Roman" w:hAnsi="Times New Roman"/>
-                <w:b w:val="false"/>
-                <w:bCs w:val="false"/>
-                <w:sz w:val="18"/>
-                <w:szCs w:val="18"/>
-              </w:rPr>
-              <w:t xml:space="preserve">Macro precision</w:t>
-            </w:r>
-          </w:p>
-        </w:tc>
-        <w:tc>
-          <w:tcPr>
-            <w:tcW w:type="dxa" w:w="2000"/>
-            <w:tcBorders>
-              <w:top w:val="single" w:color="000000" w:sz="4"/>
-              <w:left w:val="single" w:color="000000" w:sz="4"/>
-              <w:bottom w:val="single" w:color="000000" w:sz="4"/>
-              <w:right w:val="single" w:color="000000" w:sz="4"/>
-            </w:tcBorders>
-            <w:tcMar>
-              <w:top w:type="dxa" w:w="60"/>
-              <w:left w:type="dxa" w:w="80"/>
-              <w:bottom w:type="dxa" w:w="60"/>
-              <w:right w:type="dxa" w:w="80"/>
-            </w:tcMar>
-          </w:tcPr>
-          <w:p>
-            <w:pPr>
-              <w:jc w:val="center"/>
-            </w:pPr>
-            <w:r>
-              <w:rPr>
-                <w:rFonts w:ascii="Times New Roman" w:cs="Times New Roman" w:eastAsia="Times New Roman" w:hAnsi="Times New Roman"/>
-                <w:b w:val="false"/>
-                <w:bCs w:val="false"/>
-                <w:sz w:val="18"/>
-                <w:szCs w:val="18"/>
-              </w:rPr>
-              <w:t xml:space="preserve">95.69%</w:t>
-            </w:r>
-          </w:p>
-        </w:tc>
-      </w:tr>
-      <w:tr>
-        <w:tc>
-          <w:tcPr>
-            <w:tcW w:type="dxa" w:w="2400"/>
-            <w:tcBorders>
-              <w:top w:val="single" w:color="000000" w:sz="4"/>
-              <w:left w:val="single" w:color="000000" w:sz="4"/>
-              <w:bottom w:val="single" w:color="000000" w:sz="4"/>
-              <w:right w:val="single" w:color="000000" w:sz="4"/>
-            </w:tcBorders>
-            <w:tcMar>
-              <w:top w:type="dxa" w:w="60"/>
-              <w:left w:type="dxa" w:w="80"/>
-              <w:bottom w:type="dxa" w:w="60"/>
-              <w:right w:type="dxa" w:w="80"/>
-            </w:tcMar>
-          </w:tcPr>
-          <w:p>
-            <w:pPr>
-              <w:jc w:val="left"/>
-            </w:pPr>
-            <w:r>
-              <w:rPr>
-                <w:rFonts w:ascii="Times New Roman" w:cs="Times New Roman" w:eastAsia="Times New Roman" w:hAnsi="Times New Roman"/>
-                <w:b w:val="false"/>
-                <w:bCs w:val="false"/>
-                <w:sz w:val="18"/>
-                <w:szCs w:val="18"/>
-              </w:rPr>
-              <w:t xml:space="preserve">Macro recall</w:t>
-            </w:r>
-          </w:p>
-        </w:tc>
-        <w:tc>
-          <w:tcPr>
-            <w:tcW w:type="dxa" w:w="2000"/>
-            <w:tcBorders>
-              <w:top w:val="single" w:color="000000" w:sz="4"/>
-              <w:left w:val="single" w:color="000000" w:sz="4"/>
-              <w:bottom w:val="single" w:color="000000" w:sz="4"/>
-              <w:right w:val="single" w:color="000000" w:sz="4"/>
-            </w:tcBorders>
-            <w:tcMar>
-              <w:top w:type="dxa" w:w="60"/>
-              <w:left w:type="dxa" w:w="80"/>
-              <w:bottom w:type="dxa" w:w="60"/>
-              <w:right w:type="dxa" w:w="80"/>
-            </w:tcMar>
-          </w:tcPr>
-          <w:p>
-            <w:pPr>
-              <w:jc w:val="center"/>
-            </w:pPr>
-            <w:r>
-              <w:rPr>
-                <w:rFonts w:ascii="Times New Roman" w:cs="Times New Roman" w:eastAsia="Times New Roman" w:hAnsi="Times New Roman"/>
-                <w:b w:val="false"/>
-                <w:bCs w:val="false"/>
-                <w:sz w:val="18"/>
-                <w:szCs w:val="18"/>
-              </w:rPr>
-              <w:t xml:space="preserve">96.15%</w:t>
-            </w:r>
-          </w:p>
-        </w:tc>
-      </w:tr>
-      <w:tr>
-        <w:tc>
-          <w:tcPr>
-            <w:tcW w:type="dxa" w:w="2400"/>
-            <w:tcBorders>
-              <w:top w:val="single" w:color="000000" w:sz="4"/>
-              <w:left w:val="single" w:color="000000" w:sz="4"/>
-              <w:bottom w:val="single" w:color="000000" w:sz="4"/>
-              <w:right w:val="single" w:color="000000" w:sz="4"/>
-            </w:tcBorders>
-            <w:tcMar>
-              <w:top w:type="dxa" w:w="60"/>
-              <w:left w:type="dxa" w:w="80"/>
-              <w:bottom w:type="dxa" w:w="60"/>
-              <w:right w:type="dxa" w:w="80"/>
-            </w:tcMar>
-          </w:tcPr>
-          <w:p>
-            <w:pPr>
-              <w:jc w:val="left"/>
-            </w:pPr>
-            <w:r>
-              <w:rPr>
-                <w:rFonts w:ascii="Times New Roman" w:cs="Times New Roman" w:eastAsia="Times New Roman" w:hAnsi="Times New Roman"/>
-                <w:b w:val="false"/>
-                <w:bCs w:val="false"/>
-                <w:sz w:val="18"/>
-                <w:szCs w:val="18"/>
-              </w:rPr>
-              <w:t xml:space="preserve">Macro AUC</w:t>
-            </w:r>
-          </w:p>
-        </w:tc>
-        <w:tc>
-          <w:tcPr>
-            <w:tcW w:type="dxa" w:w="2000"/>
-            <w:tcBorders>
-              <w:top w:val="single" w:color="000000" w:sz="4"/>
-              <w:left w:val="single" w:color="000000" w:sz="4"/>
-              <w:bottom w:val="single" w:color="000000" w:sz="4"/>
-              <w:right w:val="single" w:color="000000" w:sz="4"/>
-            </w:tcBorders>
-            <w:tcMar>
-              <w:top w:type="dxa" w:w="60"/>
-              <w:left w:type="dxa" w:w="80"/>
-              <w:bottom w:type="dxa" w:w="60"/>
-              <w:right w:type="dxa" w:w="80"/>
-            </w:tcMar>
-          </w:tcPr>
-          <w:p>
-            <w:pPr>
-              <w:jc w:val="center"/>
-            </w:pPr>
-            <w:r>
-              <w:rPr>
-                <w:rFonts w:ascii="Times New Roman" w:cs="Times New Roman" w:eastAsia="Times New Roman" w:hAnsi="Times New Roman"/>
-                <w:b w:val="false"/>
-                <w:bCs w:val="false"/>
-                <w:sz w:val="18"/>
-                <w:szCs w:val="18"/>
-              </w:rPr>
-              <w:t xml:space="preserve">99.59%</w:t>
-            </w:r>
-          </w:p>
-        </w:tc>
-      </w:tr>
-    </w:tbl>
-    <w:p>
-      <w:pPr>
-        <w:spacing w:after="60" w:before="200"/>
-        <w:jc w:val="center"/>
-      </w:pPr>
-      <w:r>
-        <w:rPr>
-          <w:rFonts w:ascii="Times New Roman" w:cs="Times New Roman" w:eastAsia="Times New Roman" w:hAnsi="Times New Roman"/>
-          <w:b/>
-          <w:bCs/>
-          <w:sz w:val="18"/>
-          <w:szCs w:val="18"/>
-        </w:rPr>
-        <w:t xml:space="preserve">Table II — Per-class breakdown.</w:t>
-      </w:r>
-    </w:p>
-    <w:tbl>
-      <w:tblPr>
-        <w:tblW w:type="dxa" w:w="4400"/>
-        <w:tblBorders>
-          <w:top w:val="single" w:color="auto" w:sz="4"/>
-          <w:left w:val="single" w:color="auto" w:sz="4"/>
-          <w:bottom w:val="single" w:color="auto" w:sz="4"/>
-          <w:right w:val="single" w:color="auto" w:sz="4"/>
-          <w:insideH w:val="single" w:color="auto" w:sz="4"/>
-          <w:insideV w:val="single" w:color="auto" w:sz="4"/>
-        </w:tblBorders>
-      </w:tblPr>
-      <w:tblGrid>
-        <w:gridCol w:w="1200"/>
-        <w:gridCol w:w="800"/>
-        <w:gridCol w:w="800"/>
-        <w:gridCol w:w="800"/>
-        <w:gridCol w:w="800"/>
-      </w:tblGrid>
-      <w:tr>
-        <w:tc>
-          <w:tcPr>
-            <w:tcW w:type="dxa" w:w="1200"/>
-            <w:tcBorders>
-              <w:top w:val="single" w:color="000000" w:sz="4"/>
-              <w:left w:val="single" w:color="000000" w:sz="4"/>
-              <w:bottom w:val="single" w:color="000000" w:sz="4"/>
-              <w:right w:val="single" w:color="000000" w:sz="4"/>
-            </w:tcBorders>
-            <w:shd w:fill="EEEEEE" w:val="clear"/>
-            <w:tcMar>
-              <w:top w:type="dxa" w:w="60"/>
-              <w:left w:type="dxa" w:w="80"/>
-              <w:bottom w:type="dxa" w:w="60"/>
-              <w:right w:type="dxa" w:w="80"/>
-            </w:tcMar>
-          </w:tcPr>
-          <w:p>
-            <w:pPr>
-              <w:jc w:val="left"/>
-            </w:pPr>
-            <w:r>
-              <w:rPr>
-                <w:rFonts w:ascii="Times New Roman" w:cs="Times New Roman" w:eastAsia="Times New Roman" w:hAnsi="Times New Roman"/>
-                <w:b/>
-                <w:bCs/>
-                <w:sz w:val="18"/>
-                <w:szCs w:val="18"/>
-              </w:rPr>
-              <w:t xml:space="preserve">Class</w:t>
-            </w:r>
-          </w:p>
-        </w:tc>
-        <w:tc>
-          <w:tcPr>
-            <w:tcW w:type="dxa" w:w="800"/>
-            <w:tcBorders>
-              <w:top w:val="single" w:color="000000" w:sz="4"/>
-              <w:left w:val="single" w:color="000000" w:sz="4"/>
-              <w:bottom w:val="single" w:color="000000" w:sz="4"/>
-              <w:right w:val="single" w:color="000000" w:sz="4"/>
-            </w:tcBorders>
-            <w:shd w:fill="EEEEEE" w:val="clear"/>
-            <w:tcMar>
-              <w:top w:type="dxa" w:w="60"/>
-              <w:left w:type="dxa" w:w="80"/>
-              <w:bottom w:type="dxa" w:w="60"/>
-              <w:right w:type="dxa" w:w="80"/>
-            </w:tcMar>
-          </w:tcPr>
-          <w:p>
-            <w:pPr>
-              <w:jc w:val="center"/>
-            </w:pPr>
-            <w:r>
-              <w:rPr>
-                <w:rFonts w:ascii="Times New Roman" w:cs="Times New Roman" w:eastAsia="Times New Roman" w:hAnsi="Times New Roman"/>
-                <w:b/>
-                <w:bCs/>
-                <w:sz w:val="18"/>
-                <w:szCs w:val="18"/>
-              </w:rPr>
-              <w:t xml:space="preserve">Precision</w:t>
-            </w:r>
-          </w:p>
-        </w:tc>
-        <w:tc>
-          <w:tcPr>
-            <w:tcW w:type="dxa" w:w="800"/>
-            <w:tcBorders>
-              <w:top w:val="single" w:color="000000" w:sz="4"/>
-              <w:left w:val="single" w:color="000000" w:sz="4"/>
-              <w:bottom w:val="single" w:color="000000" w:sz="4"/>
-              <w:right w:val="single" w:color="000000" w:sz="4"/>
-            </w:tcBorders>
-            <w:shd w:fill="EEEEEE" w:val="clear"/>
-            <w:tcMar>
-              <w:top w:type="dxa" w:w="60"/>
-              <w:left w:type="dxa" w:w="80"/>
-              <w:bottom w:type="dxa" w:w="60"/>
-              <w:right w:type="dxa" w:w="80"/>
-            </w:tcMar>
-          </w:tcPr>
-          <w:p>
-            <w:pPr>
-              <w:jc w:val="center"/>
-            </w:pPr>
-            <w:r>
-              <w:rPr>
-                <w:rFonts w:ascii="Times New Roman" w:cs="Times New Roman" w:eastAsia="Times New Roman" w:hAnsi="Times New Roman"/>
-                <w:b/>
-                <w:bCs/>
-                <w:sz w:val="18"/>
-                <w:szCs w:val="18"/>
-              </w:rPr>
-              <w:t xml:space="preserve">Recall</w:t>
-            </w:r>
-          </w:p>
-        </w:tc>
-        <w:tc>
-          <w:tcPr>
-            <w:tcW w:type="dxa" w:w="800"/>
-            <w:tcBorders>
-              <w:top w:val="single" w:color="000000" w:sz="4"/>
-              <w:left w:val="single" w:color="000000" w:sz="4"/>
-              <w:bottom w:val="single" w:color="000000" w:sz="4"/>
-              <w:right w:val="single" w:color="000000" w:sz="4"/>
-            </w:tcBorders>
-            <w:shd w:fill="EEEEEE" w:val="clear"/>
-            <w:tcMar>
-              <w:top w:type="dxa" w:w="60"/>
-              <w:left w:type="dxa" w:w="80"/>
-              <w:bottom w:type="dxa" w:w="60"/>
-              <w:right w:type="dxa" w:w="80"/>
-            </w:tcMar>
-          </w:tcPr>
-          <w:p>
-            <w:pPr>
-              <w:jc w:val="center"/>
-            </w:pPr>
-            <w:r>
-              <w:rPr>
-                <w:rFonts w:ascii="Times New Roman" w:cs="Times New Roman" w:eastAsia="Times New Roman" w:hAnsi="Times New Roman"/>
-                <w:b/>
-                <w:bCs/>
-                <w:sz w:val="18"/>
-                <w:szCs w:val="18"/>
-              </w:rPr>
-              <w:t xml:space="preserve">Specificity</w:t>
-            </w:r>
-          </w:p>
-        </w:tc>
-        <w:tc>
-          <w:tcPr>
-            <w:tcW w:type="dxa" w:w="800"/>
-            <w:tcBorders>
-              <w:top w:val="single" w:color="000000" w:sz="4"/>
-              <w:left w:val="single" w:color="000000" w:sz="4"/>
-              <w:bottom w:val="single" w:color="000000" w:sz="4"/>
-              <w:right w:val="single" w:color="000000" w:sz="4"/>
-            </w:tcBorders>
-            <w:shd w:fill="EEEEEE" w:val="clear"/>
-            <w:tcMar>
-              <w:top w:type="dxa" w:w="60"/>
-              <w:left w:type="dxa" w:w="80"/>
-              <w:bottom w:type="dxa" w:w="60"/>
-              <w:right w:type="dxa" w:w="80"/>
-            </w:tcMar>
-          </w:tcPr>
-          <w:p>
-            <w:pPr>
-              <w:jc w:val="center"/>
-            </w:pPr>
-            <w:r>
-              <w:rPr>
-                <w:rFonts w:ascii="Times New Roman" w:cs="Times New Roman" w:eastAsia="Times New Roman" w:hAnsi="Times New Roman"/>
-                <w:b/>
-                <w:bCs/>
-                <w:sz w:val="18"/>
-                <w:szCs w:val="18"/>
-              </w:rPr>
-              <w:t xml:space="preserve">F1</w:t>
-            </w:r>
-          </w:p>
-        </w:tc>
-      </w:tr>
-      <w:tr>
-        <w:tc>
-          <w:tcPr>
-            <w:tcW w:type="dxa" w:w="1200"/>
-            <w:tcBorders>
-              <w:top w:val="single" w:color="000000" w:sz="4"/>
-              <w:left w:val="single" w:color="000000" w:sz="4"/>
-              <w:bottom w:val="single" w:color="000000" w:sz="4"/>
-              <w:right w:val="single" w:color="000000" w:sz="4"/>
-            </w:tcBorders>
-            <w:tcMar>
-              <w:top w:type="dxa" w:w="60"/>
-              <w:left w:type="dxa" w:w="80"/>
-              <w:bottom w:type="dxa" w:w="60"/>
-              <w:right w:type="dxa" w:w="80"/>
-            </w:tcMar>
-          </w:tcPr>
-          <w:p>
-            <w:pPr>
-              <w:jc w:val="left"/>
-            </w:pPr>
-            <w:r>
-              <w:rPr>
-                <w:rFonts w:ascii="Times New Roman" w:cs="Times New Roman" w:eastAsia="Times New Roman" w:hAnsi="Times New Roman"/>
-                <w:b w:val="false"/>
-                <w:bCs w:val="false"/>
-                <w:sz w:val="18"/>
-                <w:szCs w:val="18"/>
-              </w:rPr>
-              <w:t xml:space="preserve">car</w:t>
-            </w:r>
-          </w:p>
-        </w:tc>
-        <w:tc>
-          <w:tcPr>
-            <w:tcW w:type="dxa" w:w="800"/>
-            <w:tcBorders>
-              <w:top w:val="single" w:color="000000" w:sz="4"/>
-              <w:left w:val="single" w:color="000000" w:sz="4"/>
-              <w:bottom w:val="single" w:color="000000" w:sz="4"/>
-              <w:right w:val="single" w:color="000000" w:sz="4"/>
-            </w:tcBorders>
-            <w:tcMar>
-              <w:top w:type="dxa" w:w="60"/>
-              <w:left w:type="dxa" w:w="80"/>
-              <w:bottom w:type="dxa" w:w="60"/>
-              <w:right w:type="dxa" w:w="80"/>
-            </w:tcMar>
-          </w:tcPr>
-          <w:p>
-            <w:pPr>
-              <w:jc w:val="center"/>
-            </w:pPr>
-            <w:r>
-              <w:rPr>
-                <w:rFonts w:ascii="Times New Roman" w:cs="Times New Roman" w:eastAsia="Times New Roman" w:hAnsi="Times New Roman"/>
-                <w:b w:val="false"/>
-                <w:bCs w:val="false"/>
-                <w:sz w:val="18"/>
-                <w:szCs w:val="18"/>
-              </w:rPr>
-              <w:t xml:space="preserve">0.960</w:t>
-            </w:r>
-          </w:p>
-        </w:tc>
-        <w:tc>
-          <w:tcPr>
-            <w:tcW w:type="dxa" w:w="800"/>
-            <w:tcBorders>
-              <w:top w:val="single" w:color="000000" w:sz="4"/>
-              <w:left w:val="single" w:color="000000" w:sz="4"/>
-              <w:bottom w:val="single" w:color="000000" w:sz="4"/>
-              <w:right w:val="single" w:color="000000" w:sz="4"/>
-            </w:tcBorders>
-            <w:tcMar>
-              <w:top w:type="dxa" w:w="60"/>
-              <w:left w:type="dxa" w:w="80"/>
-              <w:bottom w:type="dxa" w:w="60"/>
-              <w:right w:type="dxa" w:w="80"/>
-            </w:tcMar>
-          </w:tcPr>
-          <w:p>
-            <w:pPr>
-              <w:jc w:val="center"/>
-            </w:pPr>
-            <w:r>
-              <w:rPr>
-                <w:rFonts w:ascii="Times New Roman" w:cs="Times New Roman" w:eastAsia="Times New Roman" w:hAnsi="Times New Roman"/>
-                <w:b w:val="false"/>
-                <w:bCs w:val="false"/>
-                <w:sz w:val="18"/>
-                <w:szCs w:val="18"/>
-              </w:rPr>
-              <w:t xml:space="preserve">0.929</w:t>
-            </w:r>
-          </w:p>
-        </w:tc>
-        <w:tc>
-          <w:tcPr>
-            <w:tcW w:type="dxa" w:w="800"/>
-            <w:tcBorders>
-              <w:top w:val="single" w:color="000000" w:sz="4"/>
-              <w:left w:val="single" w:color="000000" w:sz="4"/>
-              <w:bottom w:val="single" w:color="000000" w:sz="4"/>
-              <w:right w:val="single" w:color="000000" w:sz="4"/>
-            </w:tcBorders>
-            <w:tcMar>
-              <w:top w:type="dxa" w:w="60"/>
-              <w:left w:type="dxa" w:w="80"/>
-              <w:bottom w:type="dxa" w:w="60"/>
-              <w:right w:type="dxa" w:w="80"/>
-            </w:tcMar>
-          </w:tcPr>
-          <w:p>
-            <w:pPr>
-              <w:jc w:val="center"/>
-            </w:pPr>
-            <w:r>
-              <w:rPr>
-                <w:rFonts w:ascii="Times New Roman" w:cs="Times New Roman" w:eastAsia="Times New Roman" w:hAnsi="Times New Roman"/>
-                <w:b w:val="false"/>
-                <w:bCs w:val="false"/>
-                <w:sz w:val="18"/>
-                <w:szCs w:val="18"/>
-              </w:rPr>
-              <w:t xml:space="preserve">0.992</w:t>
-            </w:r>
-          </w:p>
-        </w:tc>
-        <w:tc>
-          <w:tcPr>
-            <w:tcW w:type="dxa" w:w="800"/>
-            <w:tcBorders>
-              <w:top w:val="single" w:color="000000" w:sz="4"/>
-              <w:left w:val="single" w:color="000000" w:sz="4"/>
-              <w:bottom w:val="single" w:color="000000" w:sz="4"/>
-              <w:right w:val="single" w:color="000000" w:sz="4"/>
-            </w:tcBorders>
-            <w:tcMar>
-              <w:top w:type="dxa" w:w="60"/>
-              <w:left w:type="dxa" w:w="80"/>
-              <w:bottom w:type="dxa" w:w="60"/>
-              <w:right w:type="dxa" w:w="80"/>
-            </w:tcMar>
-          </w:tcPr>
-          <w:p>
-            <w:pPr>
-              <w:jc w:val="center"/>
-            </w:pPr>
-            <w:r>
-              <w:rPr>
-                <w:rFonts w:ascii="Times New Roman" w:cs="Times New Roman" w:eastAsia="Times New Roman" w:hAnsi="Times New Roman"/>
-                <w:b w:val="false"/>
-                <w:bCs w:val="false"/>
-                <w:sz w:val="18"/>
-                <w:szCs w:val="18"/>
-              </w:rPr>
-              <w:t xml:space="preserve">0.944</w:t>
-            </w:r>
-          </w:p>
-        </w:tc>
-      </w:tr>
-      <w:tr>
-        <w:tc>
-          <w:tcPr>
-            <w:tcW w:type="dxa" w:w="1200"/>
-            <w:tcBorders>
-              <w:top w:val="single" w:color="000000" w:sz="4"/>
-              <w:left w:val="single" w:color="000000" w:sz="4"/>
-              <w:bottom w:val="single" w:color="000000" w:sz="4"/>
-              <w:right w:val="single" w:color="000000" w:sz="4"/>
-            </w:tcBorders>
-            <w:tcMar>
-              <w:top w:type="dxa" w:w="60"/>
-              <w:left w:type="dxa" w:w="80"/>
-              <w:bottom w:type="dxa" w:w="60"/>
-              <w:right w:type="dxa" w:w="80"/>
-            </w:tcMar>
-          </w:tcPr>
-          <w:p>
-            <w:pPr>
-              <w:jc w:val="left"/>
-            </w:pPr>
-            <w:r>
-              <w:rPr>
-                <w:rFonts w:ascii="Times New Roman" w:cs="Times New Roman" w:eastAsia="Times New Roman" w:hAnsi="Times New Roman"/>
-                <w:b w:val="false"/>
-                <w:bCs w:val="false"/>
-                <w:sz w:val="18"/>
-                <w:szCs w:val="18"/>
-              </w:rPr>
-              <w:t xml:space="preserve">bus</w:t>
-            </w:r>
-          </w:p>
-        </w:tc>
-        <w:tc>
-          <w:tcPr>
-            <w:tcW w:type="dxa" w:w="800"/>
-            <w:tcBorders>
-              <w:top w:val="single" w:color="000000" w:sz="4"/>
-              <w:left w:val="single" w:color="000000" w:sz="4"/>
-              <w:bottom w:val="single" w:color="000000" w:sz="4"/>
-              <w:right w:val="single" w:color="000000" w:sz="4"/>
-            </w:tcBorders>
-            <w:tcMar>
-              <w:top w:type="dxa" w:w="60"/>
-              <w:left w:type="dxa" w:w="80"/>
-              <w:bottom w:type="dxa" w:w="60"/>
-              <w:right w:type="dxa" w:w="80"/>
-            </w:tcMar>
-          </w:tcPr>
-          <w:p>
-            <w:pPr>
-              <w:jc w:val="center"/>
-            </w:pPr>
-            <w:r>
-              <w:rPr>
-                <w:rFonts w:ascii="Times New Roman" w:cs="Times New Roman" w:eastAsia="Times New Roman" w:hAnsi="Times New Roman"/>
-                <w:b w:val="false"/>
-                <w:bCs w:val="false"/>
-                <w:sz w:val="18"/>
-                <w:szCs w:val="18"/>
-              </w:rPr>
-              <w:t xml:space="preserve">0.992</w:t>
-            </w:r>
-          </w:p>
-        </w:tc>
-        <w:tc>
-          <w:tcPr>
-            <w:tcW w:type="dxa" w:w="800"/>
-            <w:tcBorders>
-              <w:top w:val="single" w:color="000000" w:sz="4"/>
-              <w:left w:val="single" w:color="000000" w:sz="4"/>
-              <w:bottom w:val="single" w:color="000000" w:sz="4"/>
-              <w:right w:val="single" w:color="000000" w:sz="4"/>
-            </w:tcBorders>
-            <w:tcMar>
-              <w:top w:type="dxa" w:w="60"/>
-              <w:left w:type="dxa" w:w="80"/>
-              <w:bottom w:type="dxa" w:w="60"/>
-              <w:right w:type="dxa" w:w="80"/>
-            </w:tcMar>
-          </w:tcPr>
-          <w:p>
-            <w:pPr>
-              <w:jc w:val="center"/>
-            </w:pPr>
-            <w:r>
-              <w:rPr>
-                <w:rFonts w:ascii="Times New Roman" w:cs="Times New Roman" w:eastAsia="Times New Roman" w:hAnsi="Times New Roman"/>
-                <w:b w:val="false"/>
-                <w:bCs w:val="false"/>
-                <w:sz w:val="18"/>
-                <w:szCs w:val="18"/>
-              </w:rPr>
-              <w:t xml:space="preserve">0.974</w:t>
-            </w:r>
-          </w:p>
-        </w:tc>
-        <w:tc>
-          <w:tcPr>
-            <w:tcW w:type="dxa" w:w="800"/>
-            <w:tcBorders>
-              <w:top w:val="single" w:color="000000" w:sz="4"/>
-              <w:left w:val="single" w:color="000000" w:sz="4"/>
-              <w:bottom w:val="single" w:color="000000" w:sz="4"/>
-              <w:right w:val="single" w:color="000000" w:sz="4"/>
-            </w:tcBorders>
-            <w:tcMar>
-              <w:top w:type="dxa" w:w="60"/>
-              <w:left w:type="dxa" w:w="80"/>
-              <w:bottom w:type="dxa" w:w="60"/>
-              <w:right w:type="dxa" w:w="80"/>
-            </w:tcMar>
-          </w:tcPr>
-          <w:p>
-            <w:pPr>
-              <w:jc w:val="center"/>
-            </w:pPr>
-            <w:r>
-              <w:rPr>
-                <w:rFonts w:ascii="Times New Roman" w:cs="Times New Roman" w:eastAsia="Times New Roman" w:hAnsi="Times New Roman"/>
-                <w:b w:val="false"/>
-                <w:bCs w:val="false"/>
-                <w:sz w:val="18"/>
-                <w:szCs w:val="18"/>
-              </w:rPr>
-              <w:t xml:space="preserve">0.994</w:t>
-            </w:r>
-          </w:p>
-        </w:tc>
-        <w:tc>
-          <w:tcPr>
-            <w:tcW w:type="dxa" w:w="800"/>
-            <w:tcBorders>
-              <w:top w:val="single" w:color="000000" w:sz="4"/>
-              <w:left w:val="single" w:color="000000" w:sz="4"/>
-              <w:bottom w:val="single" w:color="000000" w:sz="4"/>
-              <w:right w:val="single" w:color="000000" w:sz="4"/>
-            </w:tcBorders>
-            <w:tcMar>
-              <w:top w:type="dxa" w:w="60"/>
-              <w:left w:type="dxa" w:w="80"/>
-              <w:bottom w:type="dxa" w:w="60"/>
-              <w:right w:type="dxa" w:w="80"/>
-            </w:tcMar>
-          </w:tcPr>
-          <w:p>
-            <w:pPr>
-              <w:jc w:val="center"/>
-            </w:pPr>
-            <w:r>
-              <w:rPr>
-                <w:rFonts w:ascii="Times New Roman" w:cs="Times New Roman" w:eastAsia="Times New Roman" w:hAnsi="Times New Roman"/>
-                <w:b w:val="false"/>
-                <w:bCs w:val="false"/>
-                <w:sz w:val="18"/>
-                <w:szCs w:val="18"/>
-              </w:rPr>
-              <w:t xml:space="preserve">0.983</w:t>
-            </w:r>
-          </w:p>
-        </w:tc>
-      </w:tr>
-      <w:tr>
-        <w:tc>
-          <w:tcPr>
-            <w:tcW w:type="dxa" w:w="1200"/>
-            <w:tcBorders>
-              <w:top w:val="single" w:color="000000" w:sz="4"/>
-              <w:left w:val="single" w:color="000000" w:sz="4"/>
-              <w:bottom w:val="single" w:color="000000" w:sz="4"/>
-              <w:right w:val="single" w:color="000000" w:sz="4"/>
-            </w:tcBorders>
-            <w:tcMar>
-              <w:top w:type="dxa" w:w="60"/>
-              <w:left w:type="dxa" w:w="80"/>
-              <w:bottom w:type="dxa" w:w="60"/>
-              <w:right w:type="dxa" w:w="80"/>
-            </w:tcMar>
-          </w:tcPr>
-          <w:p>
-            <w:pPr>
-              <w:jc w:val="left"/>
-            </w:pPr>
-            <w:r>
-              <w:rPr>
-                <w:rFonts w:ascii="Times New Roman" w:cs="Times New Roman" w:eastAsia="Times New Roman" w:hAnsi="Times New Roman"/>
-                <w:b w:val="false"/>
-                <w:bCs w:val="false"/>
-                <w:sz w:val="18"/>
-                <w:szCs w:val="18"/>
-              </w:rPr>
-              <w:t xml:space="preserve">truck</w:t>
-            </w:r>
-          </w:p>
-        </w:tc>
-        <w:tc>
-          <w:tcPr>
-            <w:tcW w:type="dxa" w:w="800"/>
-            <w:tcBorders>
-              <w:top w:val="single" w:color="000000" w:sz="4"/>
-              <w:left w:val="single" w:color="000000" w:sz="4"/>
-              <w:bottom w:val="single" w:color="000000" w:sz="4"/>
-              <w:right w:val="single" w:color="000000" w:sz="4"/>
-            </w:tcBorders>
-            <w:tcMar>
-              <w:top w:type="dxa" w:w="60"/>
-              <w:left w:type="dxa" w:w="80"/>
-              <w:bottom w:type="dxa" w:w="60"/>
-              <w:right w:type="dxa" w:w="80"/>
-            </w:tcMar>
-          </w:tcPr>
-          <w:p>
-            <w:pPr>
-              <w:jc w:val="center"/>
-            </w:pPr>
-            <w:r>
-              <w:rPr>
-                <w:rFonts w:ascii="Times New Roman" w:cs="Times New Roman" w:eastAsia="Times New Roman" w:hAnsi="Times New Roman"/>
-                <w:b w:val="false"/>
-                <w:bCs w:val="false"/>
-                <w:sz w:val="18"/>
-                <w:szCs w:val="18"/>
-              </w:rPr>
-              <w:t xml:space="preserve">0.937</w:t>
-            </w:r>
-          </w:p>
-        </w:tc>
-        <w:tc>
-          <w:tcPr>
-            <w:tcW w:type="dxa" w:w="800"/>
-            <w:tcBorders>
-              <w:top w:val="single" w:color="000000" w:sz="4"/>
-              <w:left w:val="single" w:color="000000" w:sz="4"/>
-              <w:bottom w:val="single" w:color="000000" w:sz="4"/>
-              <w:right w:val="single" w:color="000000" w:sz="4"/>
-            </w:tcBorders>
-            <w:tcMar>
-              <w:top w:type="dxa" w:w="60"/>
-              <w:left w:type="dxa" w:w="80"/>
-              <w:bottom w:type="dxa" w:w="60"/>
-              <w:right w:type="dxa" w:w="80"/>
-            </w:tcMar>
-          </w:tcPr>
-          <w:p>
-            <w:pPr>
-              <w:jc w:val="center"/>
-            </w:pPr>
-            <w:r>
-              <w:rPr>
-                <w:rFonts w:ascii="Times New Roman" w:cs="Times New Roman" w:eastAsia="Times New Roman" w:hAnsi="Times New Roman"/>
-                <w:b w:val="false"/>
-                <w:bCs w:val="false"/>
-                <w:sz w:val="18"/>
-                <w:szCs w:val="18"/>
-              </w:rPr>
-              <w:t xml:space="preserve">0.963</w:t>
-            </w:r>
-          </w:p>
-        </w:tc>
-        <w:tc>
-          <w:tcPr>
-            <w:tcW w:type="dxa" w:w="800"/>
-            <w:tcBorders>
-              <w:top w:val="single" w:color="000000" w:sz="4"/>
-              <w:left w:val="single" w:color="000000" w:sz="4"/>
-              <w:bottom w:val="single" w:color="000000" w:sz="4"/>
-              <w:right w:val="single" w:color="000000" w:sz="4"/>
-            </w:tcBorders>
-            <w:tcMar>
-              <w:top w:type="dxa" w:w="60"/>
-              <w:left w:type="dxa" w:w="80"/>
-              <w:bottom w:type="dxa" w:w="60"/>
-              <w:right w:type="dxa" w:w="80"/>
-            </w:tcMar>
-          </w:tcPr>
-          <w:p>
-            <w:pPr>
-              <w:jc w:val="center"/>
-            </w:pPr>
-            <w:r>
-              <w:rPr>
-                <w:rFonts w:ascii="Times New Roman" w:cs="Times New Roman" w:eastAsia="Times New Roman" w:hAnsi="Times New Roman"/>
-                <w:b w:val="false"/>
-                <w:bCs w:val="false"/>
-                <w:sz w:val="18"/>
-                <w:szCs w:val="18"/>
-              </w:rPr>
-              <w:t xml:space="preserve">0.977</w:t>
-            </w:r>
-          </w:p>
-        </w:tc>
-        <w:tc>
-          <w:tcPr>
-            <w:tcW w:type="dxa" w:w="800"/>
-            <w:tcBorders>
-              <w:top w:val="single" w:color="000000" w:sz="4"/>
-              <w:left w:val="single" w:color="000000" w:sz="4"/>
-              <w:bottom w:val="single" w:color="000000" w:sz="4"/>
-              <w:right w:val="single" w:color="000000" w:sz="4"/>
-            </w:tcBorders>
-            <w:tcMar>
-              <w:top w:type="dxa" w:w="60"/>
-              <w:left w:type="dxa" w:w="80"/>
-              <w:bottom w:type="dxa" w:w="60"/>
-              <w:right w:type="dxa" w:w="80"/>
-            </w:tcMar>
-          </w:tcPr>
-          <w:p>
-            <w:pPr>
-              <w:jc w:val="center"/>
-            </w:pPr>
-            <w:r>
-              <w:rPr>
-                <w:rFonts w:ascii="Times New Roman" w:cs="Times New Roman" w:eastAsia="Times New Roman" w:hAnsi="Times New Roman"/>
-                <w:b w:val="false"/>
-                <w:bCs w:val="false"/>
-                <w:sz w:val="18"/>
-                <w:szCs w:val="18"/>
-              </w:rPr>
-              <w:t xml:space="preserve">0.950</w:t>
-            </w:r>
-          </w:p>
-        </w:tc>
-      </w:tr>
-      <w:tr>
-        <w:tc>
-          <w:tcPr>
-            <w:tcW w:type="dxa" w:w="1200"/>
-            <w:tcBorders>
-              <w:top w:val="single" w:color="000000" w:sz="4"/>
-              <w:left w:val="single" w:color="000000" w:sz="4"/>
-              <w:bottom w:val="single" w:color="000000" w:sz="4"/>
-              <w:right w:val="single" w:color="000000" w:sz="4"/>
-            </w:tcBorders>
-            <w:tcMar>
-              <w:top w:type="dxa" w:w="60"/>
-              <w:left w:type="dxa" w:w="80"/>
-              <w:bottom w:type="dxa" w:w="60"/>
-              <w:right w:type="dxa" w:w="80"/>
-            </w:tcMar>
-          </w:tcPr>
-          <w:p>
-            <w:pPr>
-              <w:jc w:val="left"/>
-            </w:pPr>
-            <w:r>
-              <w:rPr>
-                <w:rFonts w:ascii="Times New Roman" w:cs="Times New Roman" w:eastAsia="Times New Roman" w:hAnsi="Times New Roman"/>
-                <w:b w:val="false"/>
-                <w:bCs w:val="false"/>
-                <w:sz w:val="18"/>
-                <w:szCs w:val="18"/>
-              </w:rPr>
-              <w:t xml:space="preserve">background</w:t>
-            </w:r>
-          </w:p>
-        </w:tc>
-        <w:tc>
-          <w:tcPr>
-            <w:tcW w:type="dxa" w:w="800"/>
-            <w:tcBorders>
-              <w:top w:val="single" w:color="000000" w:sz="4"/>
-              <w:left w:val="single" w:color="000000" w:sz="4"/>
-              <w:bottom w:val="single" w:color="000000" w:sz="4"/>
-              <w:right w:val="single" w:color="000000" w:sz="4"/>
-            </w:tcBorders>
-            <w:tcMar>
-              <w:top w:type="dxa" w:w="60"/>
-              <w:left w:type="dxa" w:w="80"/>
-              <w:bottom w:type="dxa" w:w="60"/>
-              <w:right w:type="dxa" w:w="80"/>
-            </w:tcMar>
-          </w:tcPr>
-          <w:p>
-            <w:pPr>
-              <w:jc w:val="center"/>
-            </w:pPr>
-            <w:r>
-              <w:rPr>
-                <w:rFonts w:ascii="Times New Roman" w:cs="Times New Roman" w:eastAsia="Times New Roman" w:hAnsi="Times New Roman"/>
-                <w:b w:val="false"/>
-                <w:bCs w:val="false"/>
-                <w:sz w:val="18"/>
-                <w:szCs w:val="18"/>
-              </w:rPr>
-              <w:t xml:space="preserve">0.939</w:t>
-            </w:r>
-          </w:p>
-        </w:tc>
-        <w:tc>
-          <w:tcPr>
-            <w:tcW w:type="dxa" w:w="800"/>
-            <w:tcBorders>
-              <w:top w:val="single" w:color="000000" w:sz="4"/>
-              <w:left w:val="single" w:color="000000" w:sz="4"/>
-              <w:bottom w:val="single" w:color="000000" w:sz="4"/>
-              <w:right w:val="single" w:color="000000" w:sz="4"/>
-            </w:tcBorders>
-            <w:tcMar>
-              <w:top w:type="dxa" w:w="60"/>
-              <w:left w:type="dxa" w:w="80"/>
-              <w:bottom w:type="dxa" w:w="60"/>
-              <w:right w:type="dxa" w:w="80"/>
-            </w:tcMar>
-          </w:tcPr>
-          <w:p>
-            <w:pPr>
-              <w:jc w:val="center"/>
-            </w:pPr>
-            <w:r>
-              <w:rPr>
-                <w:rFonts w:ascii="Times New Roman" w:cs="Times New Roman" w:eastAsia="Times New Roman" w:hAnsi="Times New Roman"/>
-                <w:b w:val="false"/>
-                <w:bCs w:val="false"/>
-                <w:sz w:val="18"/>
-                <w:szCs w:val="18"/>
-              </w:rPr>
-              <w:t xml:space="preserve">0.980</w:t>
-            </w:r>
-          </w:p>
-        </w:tc>
-        <w:tc>
-          <w:tcPr>
-            <w:tcW w:type="dxa" w:w="800"/>
-            <w:tcBorders>
-              <w:top w:val="single" w:color="000000" w:sz="4"/>
-              <w:left w:val="single" w:color="000000" w:sz="4"/>
-              <w:bottom w:val="single" w:color="000000" w:sz="4"/>
-              <w:right w:val="single" w:color="000000" w:sz="4"/>
-            </w:tcBorders>
-            <w:tcMar>
-              <w:top w:type="dxa" w:w="60"/>
-              <w:left w:type="dxa" w:w="80"/>
-              <w:bottom w:type="dxa" w:w="60"/>
-              <w:right w:type="dxa" w:w="80"/>
-            </w:tcMar>
-          </w:tcPr>
-          <w:p>
-            <w:pPr>
-              <w:jc w:val="center"/>
-            </w:pPr>
-            <w:r>
-              <w:rPr>
-                <w:rFonts w:ascii="Times New Roman" w:cs="Times New Roman" w:eastAsia="Times New Roman" w:hAnsi="Times New Roman"/>
-                <w:b w:val="false"/>
-                <w:bCs w:val="false"/>
-                <w:sz w:val="18"/>
-                <w:szCs w:val="18"/>
-              </w:rPr>
-              <w:t xml:space="preserve">0.990</w:t>
-            </w:r>
-          </w:p>
-        </w:tc>
-        <w:tc>
-          <w:tcPr>
-            <w:tcW w:type="dxa" w:w="800"/>
-            <w:tcBorders>
-              <w:top w:val="single" w:color="000000" w:sz="4"/>
-              <w:left w:val="single" w:color="000000" w:sz="4"/>
-              <w:bottom w:val="single" w:color="000000" w:sz="4"/>
-              <w:right w:val="single" w:color="000000" w:sz="4"/>
-            </w:tcBorders>
-            <w:tcMar>
-              <w:top w:type="dxa" w:w="60"/>
-              <w:left w:type="dxa" w:w="80"/>
-              <w:bottom w:type="dxa" w:w="60"/>
-              <w:right w:type="dxa" w:w="80"/>
-            </w:tcMar>
-          </w:tcPr>
-          <w:p>
-            <w:pPr>
-              <w:jc w:val="center"/>
-            </w:pPr>
-            <w:r>
-              <w:rPr>
-                <w:rFonts w:ascii="Times New Roman" w:cs="Times New Roman" w:eastAsia="Times New Roman" w:hAnsi="Times New Roman"/>
-                <w:b w:val="false"/>
-                <w:bCs w:val="false"/>
-                <w:sz w:val="18"/>
-                <w:szCs w:val="18"/>
-              </w:rPr>
-              <w:t xml:space="preserve">0.959</w:t>
-            </w:r>
-          </w:p>
-        </w:tc>
-      </w:tr>
-    </w:tbl>
+        <w:t xml:space="preserve">YOLOv8-nano [2], pretrained on COCO, produces vehicle bounding boxes (COCO classes 2, 3, 5, 7). Each YOLO box is cropped and reclassified by MobileViT in the four-class taxonomy. Boxes that MobileViT labels as background are discarded. Because YOLO already runs NMS on its output, no additional NMS is required. The hybrid yields tighter boxes and fewer duplicates than the sliding window with comparable steady-state throughput (Section III-D). Figure 6 shows the same frame annotated by both backends: the sliding window emits uniform 256 by 256 tiles regardless of vehicle size, while YOLO emits one tight box per vehicle.</w:t>
+      </w:r>
+    </w:p>
     <w:p>
       <w:pPr>
         <w:spacing w:after="60" w:before="200"/>
@@ -1866,7 +440,7 @@
           <wp:inline distT="0" distB="0" distL="0" distR="0">
             <wp:extent cx="2667000" cy="1905000"/>
             <wp:effectExtent t="0" r="0" b="0" l="0"/>
-            <wp:docPr id="1" name="confusion_matrix.png" descr="Figure 1: Confusion matrix on the sequence-disjoint test set." title="Figure 1: Confusion matrix on the sequence-disjoint test set."/>
+            <wp:docPr id="1" name="detector_comparison.png" descr="Figure 6: same frame annotated by the sliding window (left) and the YOLO+MobileViT hybrid (right)." title="Figure 6: same frame annotated by the sliding window (left) and the YOLO+MobileViT hybrid (right)."/>
             <wp:cNvGraphicFramePr>
               <a:graphicFrameLocks xmlns:a="http://schemas.openxmlformats.org/drawingml/2006/main" noChangeAspect="1"/>
             </wp:cNvGraphicFramePr>
@@ -1915,9 +489,1435 @@
           <w:sz w:val="18"/>
           <w:szCs w:val="18"/>
         </w:rPr>
-        <w:t xml:space="preserve">Figure 1: Confusion matrix on the sequence-disjoint test set.</w:t>
-      </w:r>
-    </w:p>
+        <w:t xml:space="preserve">Figure 6: same frame annotated by the sliding window (left) and the YOLO+MobileViT hybrid (right).</w:t>
+      </w:r>
+    </w:p>
+    <w:p>
+      <w:pPr>
+        <w:spacing w:after="80" w:before="160"/>
+        <w:jc w:val="left"/>
+      </w:pPr>
+      <w:r>
+        <w:rPr>
+          <w:rFonts w:ascii="Times New Roman" w:cs="Times New Roman" w:eastAsia="Times New Roman" w:hAnsi="Times New Roman"/>
+          <w:b/>
+          <w:bCs/>
+          <w:i/>
+          <w:iCs/>
+          <w:sz w:val="20"/>
+          <w:szCs w:val="20"/>
+        </w:rPr>
+        <w:t xml:space="preserve">E.  SORT tracker</w:t>
+      </w:r>
+    </w:p>
+    <w:p>
+      <w:pPr>
+        <w:spacing w:after="80" w:line="240"/>
+        <w:jc w:val="both"/>
+      </w:pPr>
+      <w:r>
+        <w:rPr>
+          <w:rFonts w:ascii="Times New Roman" w:cs="Times New Roman" w:eastAsia="Times New Roman" w:hAnsi="Times New Roman"/>
+          <w:sz w:val="20"/>
+          <w:szCs w:val="20"/>
+        </w:rPr>
+        <w:t xml:space="preserve">We use the SORT algorithm [3] for cross-frame association. Detections from each frame are matched to existing trackers by IoU; unmatched detections spawn new trackers, and trackers without confirmation for max_age = 5 frames are retired. We require min_hits = 2 before a track is reported to suppress single-frame false positives. The tracker assigns a persistent integer ID that propagates to the per-frame CSV (track_id column) and to the annotated MP4. The aggregator then reports both total detections (per-frame) and unique vehicles per class (one count per distinct track ID).</w:t>
+      </w:r>
+    </w:p>
+    <w:p>
+      <w:pPr>
+        <w:spacing w:after="80" w:before="160"/>
+        <w:jc w:val="left"/>
+      </w:pPr>
+      <w:r>
+        <w:rPr>
+          <w:rFonts w:ascii="Times New Roman" w:cs="Times New Roman" w:eastAsia="Times New Roman" w:hAnsi="Times New Roman"/>
+          <w:b/>
+          <w:bCs/>
+          <w:i/>
+          <w:iCs/>
+          <w:sz w:val="20"/>
+          <w:szCs w:val="20"/>
+        </w:rPr>
+        <w:t xml:space="preserve">F.  Per-lane ROI counting</w:t>
+      </w:r>
+    </w:p>
+    <w:p>
+      <w:pPr>
+        <w:spacing w:after="80" w:line="240"/>
+        <w:jc w:val="both"/>
+      </w:pPr>
+      <w:r>
+        <w:rPr>
+          <w:rFonts w:ascii="Times New Roman" w:cs="Times New Roman" w:eastAsia="Times New Roman" w:hAnsi="Times New Roman"/>
+          <w:sz w:val="20"/>
+          <w:szCs w:val="20"/>
+        </w:rPr>
+        <w:t xml:space="preserve">Lane-level counts are computed from the saved CSV without re-running inference. The operator draws one or more closed polygons on the first video frame in the dashboard, and the backend uses point-in-polygon tests (OpenCV pointPolygonTest) to check whether the centre of each detection box falls inside each lane. Counts are reported per class per lane, and when tracking ran the response also reports the unique track count per lane.</w:t>
+      </w:r>
+    </w:p>
+    <w:p>
+      <w:pPr>
+        <w:spacing w:after="80" w:before="160"/>
+        <w:jc w:val="left"/>
+      </w:pPr>
+      <w:r>
+        <w:rPr>
+          <w:rFonts w:ascii="Times New Roman" w:cs="Times New Roman" w:eastAsia="Times New Roman" w:hAnsi="Times New Roman"/>
+          <w:b/>
+          <w:bCs/>
+          <w:i/>
+          <w:iCs/>
+          <w:sz w:val="20"/>
+          <w:szCs w:val="20"/>
+        </w:rPr>
+        <w:t xml:space="preserve">G.  Web dashboard</w:t>
+      </w:r>
+    </w:p>
+    <w:p>
+      <w:pPr>
+        <w:spacing w:after="80" w:line="240"/>
+        <w:jc w:val="both"/>
+      </w:pPr>
+      <w:r>
+        <w:rPr>
+          <w:rFonts w:ascii="Times New Roman" w:cs="Times New Roman" w:eastAsia="Times New Roman" w:hAnsi="Times New Roman"/>
+          <w:sz w:val="20"/>
+          <w:szCs w:val="20"/>
+        </w:rPr>
+        <w:t xml:space="preserve">The application is built on FastAPI and a single static HTML/JS/CSS bundle (Chart.js via CDN, no build step). Uploaded videos are processed by a background task that calls run_video_inference with the per-job configuration and pre-encodes the output to H.264 (libx264, yuv420p, +faststart) so that browsers can play it. The frontend polls a job-status endpoint every three seconds for live progress. The dashboard exposes endpoints for per-class counts, per-frame density timeline, rectangle ROI filtering, polygon lane counting, the annotated video, and a first-frame JPEG used as the canvas background.</w:t>
+      </w:r>
+    </w:p>
+    <w:p>
+      <w:pPr>
+        <w:spacing w:after="120" w:before="240"/>
+        <w:jc w:val="center"/>
+      </w:pPr>
+      <w:r>
+        <w:rPr>
+          <w:rFonts w:ascii="Times New Roman" w:cs="Times New Roman" w:eastAsia="Times New Roman" w:hAnsi="Times New Roman"/>
+          <w:b/>
+          <w:bCs/>
+          <w:sz w:val="22"/>
+          <w:szCs w:val="22"/>
+        </w:rPr>
+        <w:t xml:space="preserve">III.  RESULTS</w:t>
+      </w:r>
+    </w:p>
+    <w:p>
+      <w:pPr>
+        <w:spacing w:after="80" w:before="160"/>
+        <w:jc w:val="left"/>
+      </w:pPr>
+      <w:r>
+        <w:rPr>
+          <w:rFonts w:ascii="Times New Roman" w:cs="Times New Roman" w:eastAsia="Times New Roman" w:hAnsi="Times New Roman"/>
+          <w:b/>
+          <w:bCs/>
+          <w:i/>
+          <w:iCs/>
+          <w:sz w:val="20"/>
+          <w:szCs w:val="20"/>
+        </w:rPr>
+        <w:t xml:space="preserve">A.  Classification metrics</w:t>
+      </w:r>
+    </w:p>
+    <w:p>
+      <w:pPr>
+        <w:spacing w:after="80" w:line="240"/>
+        <w:jc w:val="both"/>
+      </w:pPr>
+      <w:r>
+        <w:rPr>
+          <w:rFonts w:ascii="Times New Roman" w:cs="Times New Roman" w:eastAsia="Times New Roman" w:hAnsi="Times New Roman"/>
+          <w:sz w:val="20"/>
+          <w:szCs w:val="20"/>
+        </w:rPr>
+        <w:t xml:space="preserve">The headline metrics on the sequence-disjoint test set (2 614 patches from 16 unseen sequences) are summarised in Table I. The model reaches 96.44% accuracy and 95.90% macro F1, with a macro AUC of 99.59%. The best validation macro F1 during training was 0.9807. The per-class breakdown in Table II shows bus as the easiest class (large, distinctive shape) and car as the hardest, owing to intra-class diversity and occasional confusion with truck at distance. The confusion matrix (Figure 1) and ROC curves (Figure 2) confirm that the dominant misclassifications cluster on the car-truck boundary.</w:t>
+      </w:r>
+    </w:p>
+    <w:p>
+      <w:pPr>
+        <w:spacing w:after="60" w:before="120"/>
+        <w:jc w:val="center"/>
+      </w:pPr>
+      <w:r>
+        <w:rPr>
+          <w:rFonts w:ascii="Times New Roman" w:cs="Times New Roman" w:eastAsia="Times New Roman" w:hAnsi="Times New Roman"/>
+          <w:b/>
+          <w:bCs/>
+          <w:sz w:val="18"/>
+          <w:szCs w:val="18"/>
+        </w:rPr>
+        <w:t xml:space="preserve">Table I — Test-set metrics.</w:t>
+      </w:r>
+    </w:p>
+    <w:tbl>
+      <w:tblPr>
+        <w:tblW w:type="dxa" w:w="4400"/>
+        <w:tblBorders>
+          <w:top w:val="single" w:color="auto" w:sz="4"/>
+          <w:left w:val="single" w:color="auto" w:sz="4"/>
+          <w:bottom w:val="single" w:color="auto" w:sz="4"/>
+          <w:right w:val="single" w:color="auto" w:sz="4"/>
+          <w:insideH w:val="single" w:color="auto" w:sz="4"/>
+          <w:insideV w:val="single" w:color="auto" w:sz="4"/>
+        </w:tblBorders>
+      </w:tblPr>
+      <w:tblGrid>
+        <w:gridCol w:w="2400"/>
+        <w:gridCol w:w="2000"/>
+      </w:tblGrid>
+      <w:tr>
+        <w:tc>
+          <w:tcPr>
+            <w:tcW w:type="dxa" w:w="2400"/>
+            <w:tcBorders>
+              <w:top w:val="single" w:color="000000" w:sz="4"/>
+              <w:left w:val="single" w:color="000000" w:sz="4"/>
+              <w:bottom w:val="single" w:color="000000" w:sz="4"/>
+              <w:right w:val="single" w:color="000000" w:sz="4"/>
+            </w:tcBorders>
+            <w:shd w:fill="EEEEEE" w:val="clear"/>
+            <w:tcMar>
+              <w:top w:type="dxa" w:w="60"/>
+              <w:left w:type="dxa" w:w="80"/>
+              <w:bottom w:type="dxa" w:w="60"/>
+              <w:right w:type="dxa" w:w="80"/>
+            </w:tcMar>
+          </w:tcPr>
+          <w:p>
+            <w:pPr>
+              <w:jc w:val="left"/>
+            </w:pPr>
+            <w:r>
+              <w:rPr>
+                <w:rFonts w:ascii="Times New Roman" w:cs="Times New Roman" w:eastAsia="Times New Roman" w:hAnsi="Times New Roman"/>
+                <w:b/>
+                <w:bCs/>
+                <w:sz w:val="18"/>
+                <w:szCs w:val="18"/>
+              </w:rPr>
+              <w:t xml:space="preserve">Metric</w:t>
+            </w:r>
+          </w:p>
+        </w:tc>
+        <w:tc>
+          <w:tcPr>
+            <w:tcW w:type="dxa" w:w="2000"/>
+            <w:tcBorders>
+              <w:top w:val="single" w:color="000000" w:sz="4"/>
+              <w:left w:val="single" w:color="000000" w:sz="4"/>
+              <w:bottom w:val="single" w:color="000000" w:sz="4"/>
+              <w:right w:val="single" w:color="000000" w:sz="4"/>
+            </w:tcBorders>
+            <w:shd w:fill="EEEEEE" w:val="clear"/>
+            <w:tcMar>
+              <w:top w:type="dxa" w:w="60"/>
+              <w:left w:type="dxa" w:w="80"/>
+              <w:bottom w:type="dxa" w:w="60"/>
+              <w:right w:type="dxa" w:w="80"/>
+            </w:tcMar>
+          </w:tcPr>
+          <w:p>
+            <w:pPr>
+              <w:jc w:val="center"/>
+            </w:pPr>
+            <w:r>
+              <w:rPr>
+                <w:rFonts w:ascii="Times New Roman" w:cs="Times New Roman" w:eastAsia="Times New Roman" w:hAnsi="Times New Roman"/>
+                <w:b/>
+                <w:bCs/>
+                <w:sz w:val="18"/>
+                <w:szCs w:val="18"/>
+              </w:rPr>
+              <w:t xml:space="preserve">Value</w:t>
+            </w:r>
+          </w:p>
+        </w:tc>
+      </w:tr>
+      <w:tr>
+        <w:tc>
+          <w:tcPr>
+            <w:tcW w:type="dxa" w:w="2400"/>
+            <w:tcBorders>
+              <w:top w:val="single" w:color="000000" w:sz="4"/>
+              <w:left w:val="single" w:color="000000" w:sz="4"/>
+              <w:bottom w:val="single" w:color="000000" w:sz="4"/>
+              <w:right w:val="single" w:color="000000" w:sz="4"/>
+            </w:tcBorders>
+            <w:tcMar>
+              <w:top w:type="dxa" w:w="60"/>
+              <w:left w:type="dxa" w:w="80"/>
+              <w:bottom w:type="dxa" w:w="60"/>
+              <w:right w:type="dxa" w:w="80"/>
+            </w:tcMar>
+          </w:tcPr>
+          <w:p>
+            <w:pPr>
+              <w:jc w:val="left"/>
+            </w:pPr>
+            <w:r>
+              <w:rPr>
+                <w:rFonts w:ascii="Times New Roman" w:cs="Times New Roman" w:eastAsia="Times New Roman" w:hAnsi="Times New Roman"/>
+                <w:b w:val="false"/>
+                <w:bCs w:val="false"/>
+                <w:sz w:val="18"/>
+                <w:szCs w:val="18"/>
+              </w:rPr>
+              <w:t xml:space="preserve">Accuracy</w:t>
+            </w:r>
+          </w:p>
+        </w:tc>
+        <w:tc>
+          <w:tcPr>
+            <w:tcW w:type="dxa" w:w="2000"/>
+            <w:tcBorders>
+              <w:top w:val="single" w:color="000000" w:sz="4"/>
+              <w:left w:val="single" w:color="000000" w:sz="4"/>
+              <w:bottom w:val="single" w:color="000000" w:sz="4"/>
+              <w:right w:val="single" w:color="000000" w:sz="4"/>
+            </w:tcBorders>
+            <w:tcMar>
+              <w:top w:type="dxa" w:w="60"/>
+              <w:left w:type="dxa" w:w="80"/>
+              <w:bottom w:type="dxa" w:w="60"/>
+              <w:right w:type="dxa" w:w="80"/>
+            </w:tcMar>
+          </w:tcPr>
+          <w:p>
+            <w:pPr>
+              <w:jc w:val="center"/>
+            </w:pPr>
+            <w:r>
+              <w:rPr>
+                <w:rFonts w:ascii="Times New Roman" w:cs="Times New Roman" w:eastAsia="Times New Roman" w:hAnsi="Times New Roman"/>
+                <w:b w:val="false"/>
+                <w:bCs w:val="false"/>
+                <w:sz w:val="18"/>
+                <w:szCs w:val="18"/>
+              </w:rPr>
+              <w:t xml:space="preserve">96.44%</w:t>
+            </w:r>
+          </w:p>
+        </w:tc>
+      </w:tr>
+      <w:tr>
+        <w:tc>
+          <w:tcPr>
+            <w:tcW w:type="dxa" w:w="2400"/>
+            <w:tcBorders>
+              <w:top w:val="single" w:color="000000" w:sz="4"/>
+              <w:left w:val="single" w:color="000000" w:sz="4"/>
+              <w:bottom w:val="single" w:color="000000" w:sz="4"/>
+              <w:right w:val="single" w:color="000000" w:sz="4"/>
+            </w:tcBorders>
+            <w:tcMar>
+              <w:top w:type="dxa" w:w="60"/>
+              <w:left w:type="dxa" w:w="80"/>
+              <w:bottom w:type="dxa" w:w="60"/>
+              <w:right w:type="dxa" w:w="80"/>
+            </w:tcMar>
+          </w:tcPr>
+          <w:p>
+            <w:pPr>
+              <w:jc w:val="left"/>
+            </w:pPr>
+            <w:r>
+              <w:rPr>
+                <w:rFonts w:ascii="Times New Roman" w:cs="Times New Roman" w:eastAsia="Times New Roman" w:hAnsi="Times New Roman"/>
+                <w:b w:val="false"/>
+                <w:bCs w:val="false"/>
+                <w:sz w:val="18"/>
+                <w:szCs w:val="18"/>
+              </w:rPr>
+              <w:t xml:space="preserve">Macro F1</w:t>
+            </w:r>
+          </w:p>
+        </w:tc>
+        <w:tc>
+          <w:tcPr>
+            <w:tcW w:type="dxa" w:w="2000"/>
+            <w:tcBorders>
+              <w:top w:val="single" w:color="000000" w:sz="4"/>
+              <w:left w:val="single" w:color="000000" w:sz="4"/>
+              <w:bottom w:val="single" w:color="000000" w:sz="4"/>
+              <w:right w:val="single" w:color="000000" w:sz="4"/>
+            </w:tcBorders>
+            <w:tcMar>
+              <w:top w:type="dxa" w:w="60"/>
+              <w:left w:type="dxa" w:w="80"/>
+              <w:bottom w:type="dxa" w:w="60"/>
+              <w:right w:type="dxa" w:w="80"/>
+            </w:tcMar>
+          </w:tcPr>
+          <w:p>
+            <w:pPr>
+              <w:jc w:val="center"/>
+            </w:pPr>
+            <w:r>
+              <w:rPr>
+                <w:rFonts w:ascii="Times New Roman" w:cs="Times New Roman" w:eastAsia="Times New Roman" w:hAnsi="Times New Roman"/>
+                <w:b w:val="false"/>
+                <w:bCs w:val="false"/>
+                <w:sz w:val="18"/>
+                <w:szCs w:val="18"/>
+              </w:rPr>
+              <w:t xml:space="preserve">95.90%</w:t>
+            </w:r>
+          </w:p>
+        </w:tc>
+      </w:tr>
+      <w:tr>
+        <w:tc>
+          <w:tcPr>
+            <w:tcW w:type="dxa" w:w="2400"/>
+            <w:tcBorders>
+              <w:top w:val="single" w:color="000000" w:sz="4"/>
+              <w:left w:val="single" w:color="000000" w:sz="4"/>
+              <w:bottom w:val="single" w:color="000000" w:sz="4"/>
+              <w:right w:val="single" w:color="000000" w:sz="4"/>
+            </w:tcBorders>
+            <w:tcMar>
+              <w:top w:type="dxa" w:w="60"/>
+              <w:left w:type="dxa" w:w="80"/>
+              <w:bottom w:type="dxa" w:w="60"/>
+              <w:right w:type="dxa" w:w="80"/>
+            </w:tcMar>
+          </w:tcPr>
+          <w:p>
+            <w:pPr>
+              <w:jc w:val="left"/>
+            </w:pPr>
+            <w:r>
+              <w:rPr>
+                <w:rFonts w:ascii="Times New Roman" w:cs="Times New Roman" w:eastAsia="Times New Roman" w:hAnsi="Times New Roman"/>
+                <w:b w:val="false"/>
+                <w:bCs w:val="false"/>
+                <w:sz w:val="18"/>
+                <w:szCs w:val="18"/>
+              </w:rPr>
+              <w:t xml:space="preserve">Macro precision</w:t>
+            </w:r>
+          </w:p>
+        </w:tc>
+        <w:tc>
+          <w:tcPr>
+            <w:tcW w:type="dxa" w:w="2000"/>
+            <w:tcBorders>
+              <w:top w:val="single" w:color="000000" w:sz="4"/>
+              <w:left w:val="single" w:color="000000" w:sz="4"/>
+              <w:bottom w:val="single" w:color="000000" w:sz="4"/>
+              <w:right w:val="single" w:color="000000" w:sz="4"/>
+            </w:tcBorders>
+            <w:tcMar>
+              <w:top w:type="dxa" w:w="60"/>
+              <w:left w:type="dxa" w:w="80"/>
+              <w:bottom w:type="dxa" w:w="60"/>
+              <w:right w:type="dxa" w:w="80"/>
+            </w:tcMar>
+          </w:tcPr>
+          <w:p>
+            <w:pPr>
+              <w:jc w:val="center"/>
+            </w:pPr>
+            <w:r>
+              <w:rPr>
+                <w:rFonts w:ascii="Times New Roman" w:cs="Times New Roman" w:eastAsia="Times New Roman" w:hAnsi="Times New Roman"/>
+                <w:b w:val="false"/>
+                <w:bCs w:val="false"/>
+                <w:sz w:val="18"/>
+                <w:szCs w:val="18"/>
+              </w:rPr>
+              <w:t xml:space="preserve">95.69%</w:t>
+            </w:r>
+          </w:p>
+        </w:tc>
+      </w:tr>
+      <w:tr>
+        <w:tc>
+          <w:tcPr>
+            <w:tcW w:type="dxa" w:w="2400"/>
+            <w:tcBorders>
+              <w:top w:val="single" w:color="000000" w:sz="4"/>
+              <w:left w:val="single" w:color="000000" w:sz="4"/>
+              <w:bottom w:val="single" w:color="000000" w:sz="4"/>
+              <w:right w:val="single" w:color="000000" w:sz="4"/>
+            </w:tcBorders>
+            <w:tcMar>
+              <w:top w:type="dxa" w:w="60"/>
+              <w:left w:type="dxa" w:w="80"/>
+              <w:bottom w:type="dxa" w:w="60"/>
+              <w:right w:type="dxa" w:w="80"/>
+            </w:tcMar>
+          </w:tcPr>
+          <w:p>
+            <w:pPr>
+              <w:jc w:val="left"/>
+            </w:pPr>
+            <w:r>
+              <w:rPr>
+                <w:rFonts w:ascii="Times New Roman" w:cs="Times New Roman" w:eastAsia="Times New Roman" w:hAnsi="Times New Roman"/>
+                <w:b w:val="false"/>
+                <w:bCs w:val="false"/>
+                <w:sz w:val="18"/>
+                <w:szCs w:val="18"/>
+              </w:rPr>
+              <w:t xml:space="preserve">Macro recall</w:t>
+            </w:r>
+          </w:p>
+        </w:tc>
+        <w:tc>
+          <w:tcPr>
+            <w:tcW w:type="dxa" w:w="2000"/>
+            <w:tcBorders>
+              <w:top w:val="single" w:color="000000" w:sz="4"/>
+              <w:left w:val="single" w:color="000000" w:sz="4"/>
+              <w:bottom w:val="single" w:color="000000" w:sz="4"/>
+              <w:right w:val="single" w:color="000000" w:sz="4"/>
+            </w:tcBorders>
+            <w:tcMar>
+              <w:top w:type="dxa" w:w="60"/>
+              <w:left w:type="dxa" w:w="80"/>
+              <w:bottom w:type="dxa" w:w="60"/>
+              <w:right w:type="dxa" w:w="80"/>
+            </w:tcMar>
+          </w:tcPr>
+          <w:p>
+            <w:pPr>
+              <w:jc w:val="center"/>
+            </w:pPr>
+            <w:r>
+              <w:rPr>
+                <w:rFonts w:ascii="Times New Roman" w:cs="Times New Roman" w:eastAsia="Times New Roman" w:hAnsi="Times New Roman"/>
+                <w:b w:val="false"/>
+                <w:bCs w:val="false"/>
+                <w:sz w:val="18"/>
+                <w:szCs w:val="18"/>
+              </w:rPr>
+              <w:t xml:space="preserve">96.15%</w:t>
+            </w:r>
+          </w:p>
+        </w:tc>
+      </w:tr>
+      <w:tr>
+        <w:tc>
+          <w:tcPr>
+            <w:tcW w:type="dxa" w:w="2400"/>
+            <w:tcBorders>
+              <w:top w:val="single" w:color="000000" w:sz="4"/>
+              <w:left w:val="single" w:color="000000" w:sz="4"/>
+              <w:bottom w:val="single" w:color="000000" w:sz="4"/>
+              <w:right w:val="single" w:color="000000" w:sz="4"/>
+            </w:tcBorders>
+            <w:tcMar>
+              <w:top w:type="dxa" w:w="60"/>
+              <w:left w:type="dxa" w:w="80"/>
+              <w:bottom w:type="dxa" w:w="60"/>
+              <w:right w:type="dxa" w:w="80"/>
+            </w:tcMar>
+          </w:tcPr>
+          <w:p>
+            <w:pPr>
+              <w:jc w:val="left"/>
+            </w:pPr>
+            <w:r>
+              <w:rPr>
+                <w:rFonts w:ascii="Times New Roman" w:cs="Times New Roman" w:eastAsia="Times New Roman" w:hAnsi="Times New Roman"/>
+                <w:b w:val="false"/>
+                <w:bCs w:val="false"/>
+                <w:sz w:val="18"/>
+                <w:szCs w:val="18"/>
+              </w:rPr>
+              <w:t xml:space="preserve">Macro AUC</w:t>
+            </w:r>
+          </w:p>
+        </w:tc>
+        <w:tc>
+          <w:tcPr>
+            <w:tcW w:type="dxa" w:w="2000"/>
+            <w:tcBorders>
+              <w:top w:val="single" w:color="000000" w:sz="4"/>
+              <w:left w:val="single" w:color="000000" w:sz="4"/>
+              <w:bottom w:val="single" w:color="000000" w:sz="4"/>
+              <w:right w:val="single" w:color="000000" w:sz="4"/>
+            </w:tcBorders>
+            <w:tcMar>
+              <w:top w:type="dxa" w:w="60"/>
+              <w:left w:type="dxa" w:w="80"/>
+              <w:bottom w:type="dxa" w:w="60"/>
+              <w:right w:type="dxa" w:w="80"/>
+            </w:tcMar>
+          </w:tcPr>
+          <w:p>
+            <w:pPr>
+              <w:jc w:val="center"/>
+            </w:pPr>
+            <w:r>
+              <w:rPr>
+                <w:rFonts w:ascii="Times New Roman" w:cs="Times New Roman" w:eastAsia="Times New Roman" w:hAnsi="Times New Roman"/>
+                <w:b w:val="false"/>
+                <w:bCs w:val="false"/>
+                <w:sz w:val="18"/>
+                <w:szCs w:val="18"/>
+              </w:rPr>
+              <w:t xml:space="preserve">99.59%</w:t>
+            </w:r>
+          </w:p>
+        </w:tc>
+      </w:tr>
+    </w:tbl>
+    <w:p>
+      <w:pPr>
+        <w:spacing w:after="60" w:before="200"/>
+        <w:jc w:val="center"/>
+      </w:pPr>
+      <w:r>
+        <w:rPr>
+          <w:rFonts w:ascii="Times New Roman" w:cs="Times New Roman" w:eastAsia="Times New Roman" w:hAnsi="Times New Roman"/>
+          <w:b/>
+          <w:bCs/>
+          <w:sz w:val="18"/>
+          <w:szCs w:val="18"/>
+        </w:rPr>
+        <w:t xml:space="preserve">Table II — Per-class breakdown.</w:t>
+      </w:r>
+    </w:p>
+    <w:tbl>
+      <w:tblPr>
+        <w:tblW w:type="dxa" w:w="4400"/>
+        <w:tblBorders>
+          <w:top w:val="single" w:color="auto" w:sz="4"/>
+          <w:left w:val="single" w:color="auto" w:sz="4"/>
+          <w:bottom w:val="single" w:color="auto" w:sz="4"/>
+          <w:right w:val="single" w:color="auto" w:sz="4"/>
+          <w:insideH w:val="single" w:color="auto" w:sz="4"/>
+          <w:insideV w:val="single" w:color="auto" w:sz="4"/>
+        </w:tblBorders>
+      </w:tblPr>
+      <w:tblGrid>
+        <w:gridCol w:w="1200"/>
+        <w:gridCol w:w="800"/>
+        <w:gridCol w:w="800"/>
+        <w:gridCol w:w="800"/>
+        <w:gridCol w:w="800"/>
+      </w:tblGrid>
+      <w:tr>
+        <w:tc>
+          <w:tcPr>
+            <w:tcW w:type="dxa" w:w="1200"/>
+            <w:tcBorders>
+              <w:top w:val="single" w:color="000000" w:sz="4"/>
+              <w:left w:val="single" w:color="000000" w:sz="4"/>
+              <w:bottom w:val="single" w:color="000000" w:sz="4"/>
+              <w:right w:val="single" w:color="000000" w:sz="4"/>
+            </w:tcBorders>
+            <w:shd w:fill="EEEEEE" w:val="clear"/>
+            <w:tcMar>
+              <w:top w:type="dxa" w:w="60"/>
+              <w:left w:type="dxa" w:w="80"/>
+              <w:bottom w:type="dxa" w:w="60"/>
+              <w:right w:type="dxa" w:w="80"/>
+            </w:tcMar>
+          </w:tcPr>
+          <w:p>
+            <w:pPr>
+              <w:jc w:val="left"/>
+            </w:pPr>
+            <w:r>
+              <w:rPr>
+                <w:rFonts w:ascii="Times New Roman" w:cs="Times New Roman" w:eastAsia="Times New Roman" w:hAnsi="Times New Roman"/>
+                <w:b/>
+                <w:bCs/>
+                <w:sz w:val="18"/>
+                <w:szCs w:val="18"/>
+              </w:rPr>
+              <w:t xml:space="preserve">Class</w:t>
+            </w:r>
+          </w:p>
+        </w:tc>
+        <w:tc>
+          <w:tcPr>
+            <w:tcW w:type="dxa" w:w="800"/>
+            <w:tcBorders>
+              <w:top w:val="single" w:color="000000" w:sz="4"/>
+              <w:left w:val="single" w:color="000000" w:sz="4"/>
+              <w:bottom w:val="single" w:color="000000" w:sz="4"/>
+              <w:right w:val="single" w:color="000000" w:sz="4"/>
+            </w:tcBorders>
+            <w:shd w:fill="EEEEEE" w:val="clear"/>
+            <w:tcMar>
+              <w:top w:type="dxa" w:w="60"/>
+              <w:left w:type="dxa" w:w="80"/>
+              <w:bottom w:type="dxa" w:w="60"/>
+              <w:right w:type="dxa" w:w="80"/>
+            </w:tcMar>
+          </w:tcPr>
+          <w:p>
+            <w:pPr>
+              <w:jc w:val="center"/>
+            </w:pPr>
+            <w:r>
+              <w:rPr>
+                <w:rFonts w:ascii="Times New Roman" w:cs="Times New Roman" w:eastAsia="Times New Roman" w:hAnsi="Times New Roman"/>
+                <w:b/>
+                <w:bCs/>
+                <w:sz w:val="18"/>
+                <w:szCs w:val="18"/>
+              </w:rPr>
+              <w:t xml:space="preserve">Precision</w:t>
+            </w:r>
+          </w:p>
+        </w:tc>
+        <w:tc>
+          <w:tcPr>
+            <w:tcW w:type="dxa" w:w="800"/>
+            <w:tcBorders>
+              <w:top w:val="single" w:color="000000" w:sz="4"/>
+              <w:left w:val="single" w:color="000000" w:sz="4"/>
+              <w:bottom w:val="single" w:color="000000" w:sz="4"/>
+              <w:right w:val="single" w:color="000000" w:sz="4"/>
+            </w:tcBorders>
+            <w:shd w:fill="EEEEEE" w:val="clear"/>
+            <w:tcMar>
+              <w:top w:type="dxa" w:w="60"/>
+              <w:left w:type="dxa" w:w="80"/>
+              <w:bottom w:type="dxa" w:w="60"/>
+              <w:right w:type="dxa" w:w="80"/>
+            </w:tcMar>
+          </w:tcPr>
+          <w:p>
+            <w:pPr>
+              <w:jc w:val="center"/>
+            </w:pPr>
+            <w:r>
+              <w:rPr>
+                <w:rFonts w:ascii="Times New Roman" w:cs="Times New Roman" w:eastAsia="Times New Roman" w:hAnsi="Times New Roman"/>
+                <w:b/>
+                <w:bCs/>
+                <w:sz w:val="18"/>
+                <w:szCs w:val="18"/>
+              </w:rPr>
+              <w:t xml:space="preserve">Recall</w:t>
+            </w:r>
+          </w:p>
+        </w:tc>
+        <w:tc>
+          <w:tcPr>
+            <w:tcW w:type="dxa" w:w="800"/>
+            <w:tcBorders>
+              <w:top w:val="single" w:color="000000" w:sz="4"/>
+              <w:left w:val="single" w:color="000000" w:sz="4"/>
+              <w:bottom w:val="single" w:color="000000" w:sz="4"/>
+              <w:right w:val="single" w:color="000000" w:sz="4"/>
+            </w:tcBorders>
+            <w:shd w:fill="EEEEEE" w:val="clear"/>
+            <w:tcMar>
+              <w:top w:type="dxa" w:w="60"/>
+              <w:left w:type="dxa" w:w="80"/>
+              <w:bottom w:type="dxa" w:w="60"/>
+              <w:right w:type="dxa" w:w="80"/>
+            </w:tcMar>
+          </w:tcPr>
+          <w:p>
+            <w:pPr>
+              <w:jc w:val="center"/>
+            </w:pPr>
+            <w:r>
+              <w:rPr>
+                <w:rFonts w:ascii="Times New Roman" w:cs="Times New Roman" w:eastAsia="Times New Roman" w:hAnsi="Times New Roman"/>
+                <w:b/>
+                <w:bCs/>
+                <w:sz w:val="18"/>
+                <w:szCs w:val="18"/>
+              </w:rPr>
+              <w:t xml:space="preserve">Specificity</w:t>
+            </w:r>
+          </w:p>
+        </w:tc>
+        <w:tc>
+          <w:tcPr>
+            <w:tcW w:type="dxa" w:w="800"/>
+            <w:tcBorders>
+              <w:top w:val="single" w:color="000000" w:sz="4"/>
+              <w:left w:val="single" w:color="000000" w:sz="4"/>
+              <w:bottom w:val="single" w:color="000000" w:sz="4"/>
+              <w:right w:val="single" w:color="000000" w:sz="4"/>
+            </w:tcBorders>
+            <w:shd w:fill="EEEEEE" w:val="clear"/>
+            <w:tcMar>
+              <w:top w:type="dxa" w:w="60"/>
+              <w:left w:type="dxa" w:w="80"/>
+              <w:bottom w:type="dxa" w:w="60"/>
+              <w:right w:type="dxa" w:w="80"/>
+            </w:tcMar>
+          </w:tcPr>
+          <w:p>
+            <w:pPr>
+              <w:jc w:val="center"/>
+            </w:pPr>
+            <w:r>
+              <w:rPr>
+                <w:rFonts w:ascii="Times New Roman" w:cs="Times New Roman" w:eastAsia="Times New Roman" w:hAnsi="Times New Roman"/>
+                <w:b/>
+                <w:bCs/>
+                <w:sz w:val="18"/>
+                <w:szCs w:val="18"/>
+              </w:rPr>
+              <w:t xml:space="preserve">F1</w:t>
+            </w:r>
+          </w:p>
+        </w:tc>
+      </w:tr>
+      <w:tr>
+        <w:tc>
+          <w:tcPr>
+            <w:tcW w:type="dxa" w:w="1200"/>
+            <w:tcBorders>
+              <w:top w:val="single" w:color="000000" w:sz="4"/>
+              <w:left w:val="single" w:color="000000" w:sz="4"/>
+              <w:bottom w:val="single" w:color="000000" w:sz="4"/>
+              <w:right w:val="single" w:color="000000" w:sz="4"/>
+            </w:tcBorders>
+            <w:tcMar>
+              <w:top w:type="dxa" w:w="60"/>
+              <w:left w:type="dxa" w:w="80"/>
+              <w:bottom w:type="dxa" w:w="60"/>
+              <w:right w:type="dxa" w:w="80"/>
+            </w:tcMar>
+          </w:tcPr>
+          <w:p>
+            <w:pPr>
+              <w:jc w:val="left"/>
+            </w:pPr>
+            <w:r>
+              <w:rPr>
+                <w:rFonts w:ascii="Times New Roman" w:cs="Times New Roman" w:eastAsia="Times New Roman" w:hAnsi="Times New Roman"/>
+                <w:b w:val="false"/>
+                <w:bCs w:val="false"/>
+                <w:sz w:val="18"/>
+                <w:szCs w:val="18"/>
+              </w:rPr>
+              <w:t xml:space="preserve">car</w:t>
+            </w:r>
+          </w:p>
+        </w:tc>
+        <w:tc>
+          <w:tcPr>
+            <w:tcW w:type="dxa" w:w="800"/>
+            <w:tcBorders>
+              <w:top w:val="single" w:color="000000" w:sz="4"/>
+              <w:left w:val="single" w:color="000000" w:sz="4"/>
+              <w:bottom w:val="single" w:color="000000" w:sz="4"/>
+              <w:right w:val="single" w:color="000000" w:sz="4"/>
+            </w:tcBorders>
+            <w:tcMar>
+              <w:top w:type="dxa" w:w="60"/>
+              <w:left w:type="dxa" w:w="80"/>
+              <w:bottom w:type="dxa" w:w="60"/>
+              <w:right w:type="dxa" w:w="80"/>
+            </w:tcMar>
+          </w:tcPr>
+          <w:p>
+            <w:pPr>
+              <w:jc w:val="center"/>
+            </w:pPr>
+            <w:r>
+              <w:rPr>
+                <w:rFonts w:ascii="Times New Roman" w:cs="Times New Roman" w:eastAsia="Times New Roman" w:hAnsi="Times New Roman"/>
+                <w:b w:val="false"/>
+                <w:bCs w:val="false"/>
+                <w:sz w:val="18"/>
+                <w:szCs w:val="18"/>
+              </w:rPr>
+              <w:t xml:space="preserve">0.960</w:t>
+            </w:r>
+          </w:p>
+        </w:tc>
+        <w:tc>
+          <w:tcPr>
+            <w:tcW w:type="dxa" w:w="800"/>
+            <w:tcBorders>
+              <w:top w:val="single" w:color="000000" w:sz="4"/>
+              <w:left w:val="single" w:color="000000" w:sz="4"/>
+              <w:bottom w:val="single" w:color="000000" w:sz="4"/>
+              <w:right w:val="single" w:color="000000" w:sz="4"/>
+            </w:tcBorders>
+            <w:tcMar>
+              <w:top w:type="dxa" w:w="60"/>
+              <w:left w:type="dxa" w:w="80"/>
+              <w:bottom w:type="dxa" w:w="60"/>
+              <w:right w:type="dxa" w:w="80"/>
+            </w:tcMar>
+          </w:tcPr>
+          <w:p>
+            <w:pPr>
+              <w:jc w:val="center"/>
+            </w:pPr>
+            <w:r>
+              <w:rPr>
+                <w:rFonts w:ascii="Times New Roman" w:cs="Times New Roman" w:eastAsia="Times New Roman" w:hAnsi="Times New Roman"/>
+                <w:b w:val="false"/>
+                <w:bCs w:val="false"/>
+                <w:sz w:val="18"/>
+                <w:szCs w:val="18"/>
+              </w:rPr>
+              <w:t xml:space="preserve">0.929</w:t>
+            </w:r>
+          </w:p>
+        </w:tc>
+        <w:tc>
+          <w:tcPr>
+            <w:tcW w:type="dxa" w:w="800"/>
+            <w:tcBorders>
+              <w:top w:val="single" w:color="000000" w:sz="4"/>
+              <w:left w:val="single" w:color="000000" w:sz="4"/>
+              <w:bottom w:val="single" w:color="000000" w:sz="4"/>
+              <w:right w:val="single" w:color="000000" w:sz="4"/>
+            </w:tcBorders>
+            <w:tcMar>
+              <w:top w:type="dxa" w:w="60"/>
+              <w:left w:type="dxa" w:w="80"/>
+              <w:bottom w:type="dxa" w:w="60"/>
+              <w:right w:type="dxa" w:w="80"/>
+            </w:tcMar>
+          </w:tcPr>
+          <w:p>
+            <w:pPr>
+              <w:jc w:val="center"/>
+            </w:pPr>
+            <w:r>
+              <w:rPr>
+                <w:rFonts w:ascii="Times New Roman" w:cs="Times New Roman" w:eastAsia="Times New Roman" w:hAnsi="Times New Roman"/>
+                <w:b w:val="false"/>
+                <w:bCs w:val="false"/>
+                <w:sz w:val="18"/>
+                <w:szCs w:val="18"/>
+              </w:rPr>
+              <w:t xml:space="preserve">0.992</w:t>
+            </w:r>
+          </w:p>
+        </w:tc>
+        <w:tc>
+          <w:tcPr>
+            <w:tcW w:type="dxa" w:w="800"/>
+            <w:tcBorders>
+              <w:top w:val="single" w:color="000000" w:sz="4"/>
+              <w:left w:val="single" w:color="000000" w:sz="4"/>
+              <w:bottom w:val="single" w:color="000000" w:sz="4"/>
+              <w:right w:val="single" w:color="000000" w:sz="4"/>
+            </w:tcBorders>
+            <w:tcMar>
+              <w:top w:type="dxa" w:w="60"/>
+              <w:left w:type="dxa" w:w="80"/>
+              <w:bottom w:type="dxa" w:w="60"/>
+              <w:right w:type="dxa" w:w="80"/>
+            </w:tcMar>
+          </w:tcPr>
+          <w:p>
+            <w:pPr>
+              <w:jc w:val="center"/>
+            </w:pPr>
+            <w:r>
+              <w:rPr>
+                <w:rFonts w:ascii="Times New Roman" w:cs="Times New Roman" w:eastAsia="Times New Roman" w:hAnsi="Times New Roman"/>
+                <w:b w:val="false"/>
+                <w:bCs w:val="false"/>
+                <w:sz w:val="18"/>
+                <w:szCs w:val="18"/>
+              </w:rPr>
+              <w:t xml:space="preserve">0.944</w:t>
+            </w:r>
+          </w:p>
+        </w:tc>
+      </w:tr>
+      <w:tr>
+        <w:tc>
+          <w:tcPr>
+            <w:tcW w:type="dxa" w:w="1200"/>
+            <w:tcBorders>
+              <w:top w:val="single" w:color="000000" w:sz="4"/>
+              <w:left w:val="single" w:color="000000" w:sz="4"/>
+              <w:bottom w:val="single" w:color="000000" w:sz="4"/>
+              <w:right w:val="single" w:color="000000" w:sz="4"/>
+            </w:tcBorders>
+            <w:tcMar>
+              <w:top w:type="dxa" w:w="60"/>
+              <w:left w:type="dxa" w:w="80"/>
+              <w:bottom w:type="dxa" w:w="60"/>
+              <w:right w:type="dxa" w:w="80"/>
+            </w:tcMar>
+          </w:tcPr>
+          <w:p>
+            <w:pPr>
+              <w:jc w:val="left"/>
+            </w:pPr>
+            <w:r>
+              <w:rPr>
+                <w:rFonts w:ascii="Times New Roman" w:cs="Times New Roman" w:eastAsia="Times New Roman" w:hAnsi="Times New Roman"/>
+                <w:b w:val="false"/>
+                <w:bCs w:val="false"/>
+                <w:sz w:val="18"/>
+                <w:szCs w:val="18"/>
+              </w:rPr>
+              <w:t xml:space="preserve">bus</w:t>
+            </w:r>
+          </w:p>
+        </w:tc>
+        <w:tc>
+          <w:tcPr>
+            <w:tcW w:type="dxa" w:w="800"/>
+            <w:tcBorders>
+              <w:top w:val="single" w:color="000000" w:sz="4"/>
+              <w:left w:val="single" w:color="000000" w:sz="4"/>
+              <w:bottom w:val="single" w:color="000000" w:sz="4"/>
+              <w:right w:val="single" w:color="000000" w:sz="4"/>
+            </w:tcBorders>
+            <w:tcMar>
+              <w:top w:type="dxa" w:w="60"/>
+              <w:left w:type="dxa" w:w="80"/>
+              <w:bottom w:type="dxa" w:w="60"/>
+              <w:right w:type="dxa" w:w="80"/>
+            </w:tcMar>
+          </w:tcPr>
+          <w:p>
+            <w:pPr>
+              <w:jc w:val="center"/>
+            </w:pPr>
+            <w:r>
+              <w:rPr>
+                <w:rFonts w:ascii="Times New Roman" w:cs="Times New Roman" w:eastAsia="Times New Roman" w:hAnsi="Times New Roman"/>
+                <w:b w:val="false"/>
+                <w:bCs w:val="false"/>
+                <w:sz w:val="18"/>
+                <w:szCs w:val="18"/>
+              </w:rPr>
+              <w:t xml:space="preserve">0.992</w:t>
+            </w:r>
+          </w:p>
+        </w:tc>
+        <w:tc>
+          <w:tcPr>
+            <w:tcW w:type="dxa" w:w="800"/>
+            <w:tcBorders>
+              <w:top w:val="single" w:color="000000" w:sz="4"/>
+              <w:left w:val="single" w:color="000000" w:sz="4"/>
+              <w:bottom w:val="single" w:color="000000" w:sz="4"/>
+              <w:right w:val="single" w:color="000000" w:sz="4"/>
+            </w:tcBorders>
+            <w:tcMar>
+              <w:top w:type="dxa" w:w="60"/>
+              <w:left w:type="dxa" w:w="80"/>
+              <w:bottom w:type="dxa" w:w="60"/>
+              <w:right w:type="dxa" w:w="80"/>
+            </w:tcMar>
+          </w:tcPr>
+          <w:p>
+            <w:pPr>
+              <w:jc w:val="center"/>
+            </w:pPr>
+            <w:r>
+              <w:rPr>
+                <w:rFonts w:ascii="Times New Roman" w:cs="Times New Roman" w:eastAsia="Times New Roman" w:hAnsi="Times New Roman"/>
+                <w:b w:val="false"/>
+                <w:bCs w:val="false"/>
+                <w:sz w:val="18"/>
+                <w:szCs w:val="18"/>
+              </w:rPr>
+              <w:t xml:space="preserve">0.974</w:t>
+            </w:r>
+          </w:p>
+        </w:tc>
+        <w:tc>
+          <w:tcPr>
+            <w:tcW w:type="dxa" w:w="800"/>
+            <w:tcBorders>
+              <w:top w:val="single" w:color="000000" w:sz="4"/>
+              <w:left w:val="single" w:color="000000" w:sz="4"/>
+              <w:bottom w:val="single" w:color="000000" w:sz="4"/>
+              <w:right w:val="single" w:color="000000" w:sz="4"/>
+            </w:tcBorders>
+            <w:tcMar>
+              <w:top w:type="dxa" w:w="60"/>
+              <w:left w:type="dxa" w:w="80"/>
+              <w:bottom w:type="dxa" w:w="60"/>
+              <w:right w:type="dxa" w:w="80"/>
+            </w:tcMar>
+          </w:tcPr>
+          <w:p>
+            <w:pPr>
+              <w:jc w:val="center"/>
+            </w:pPr>
+            <w:r>
+              <w:rPr>
+                <w:rFonts w:ascii="Times New Roman" w:cs="Times New Roman" w:eastAsia="Times New Roman" w:hAnsi="Times New Roman"/>
+                <w:b w:val="false"/>
+                <w:bCs w:val="false"/>
+                <w:sz w:val="18"/>
+                <w:szCs w:val="18"/>
+              </w:rPr>
+              <w:t xml:space="preserve">0.994</w:t>
+            </w:r>
+          </w:p>
+        </w:tc>
+        <w:tc>
+          <w:tcPr>
+            <w:tcW w:type="dxa" w:w="800"/>
+            <w:tcBorders>
+              <w:top w:val="single" w:color="000000" w:sz="4"/>
+              <w:left w:val="single" w:color="000000" w:sz="4"/>
+              <w:bottom w:val="single" w:color="000000" w:sz="4"/>
+              <w:right w:val="single" w:color="000000" w:sz="4"/>
+            </w:tcBorders>
+            <w:tcMar>
+              <w:top w:type="dxa" w:w="60"/>
+              <w:left w:type="dxa" w:w="80"/>
+              <w:bottom w:type="dxa" w:w="60"/>
+              <w:right w:type="dxa" w:w="80"/>
+            </w:tcMar>
+          </w:tcPr>
+          <w:p>
+            <w:pPr>
+              <w:jc w:val="center"/>
+            </w:pPr>
+            <w:r>
+              <w:rPr>
+                <w:rFonts w:ascii="Times New Roman" w:cs="Times New Roman" w:eastAsia="Times New Roman" w:hAnsi="Times New Roman"/>
+                <w:b w:val="false"/>
+                <w:bCs w:val="false"/>
+                <w:sz w:val="18"/>
+                <w:szCs w:val="18"/>
+              </w:rPr>
+              <w:t xml:space="preserve">0.983</w:t>
+            </w:r>
+          </w:p>
+        </w:tc>
+      </w:tr>
+      <w:tr>
+        <w:tc>
+          <w:tcPr>
+            <w:tcW w:type="dxa" w:w="1200"/>
+            <w:tcBorders>
+              <w:top w:val="single" w:color="000000" w:sz="4"/>
+              <w:left w:val="single" w:color="000000" w:sz="4"/>
+              <w:bottom w:val="single" w:color="000000" w:sz="4"/>
+              <w:right w:val="single" w:color="000000" w:sz="4"/>
+            </w:tcBorders>
+            <w:tcMar>
+              <w:top w:type="dxa" w:w="60"/>
+              <w:left w:type="dxa" w:w="80"/>
+              <w:bottom w:type="dxa" w:w="60"/>
+              <w:right w:type="dxa" w:w="80"/>
+            </w:tcMar>
+          </w:tcPr>
+          <w:p>
+            <w:pPr>
+              <w:jc w:val="left"/>
+            </w:pPr>
+            <w:r>
+              <w:rPr>
+                <w:rFonts w:ascii="Times New Roman" w:cs="Times New Roman" w:eastAsia="Times New Roman" w:hAnsi="Times New Roman"/>
+                <w:b w:val="false"/>
+                <w:bCs w:val="false"/>
+                <w:sz w:val="18"/>
+                <w:szCs w:val="18"/>
+              </w:rPr>
+              <w:t xml:space="preserve">truck</w:t>
+            </w:r>
+          </w:p>
+        </w:tc>
+        <w:tc>
+          <w:tcPr>
+            <w:tcW w:type="dxa" w:w="800"/>
+            <w:tcBorders>
+              <w:top w:val="single" w:color="000000" w:sz="4"/>
+              <w:left w:val="single" w:color="000000" w:sz="4"/>
+              <w:bottom w:val="single" w:color="000000" w:sz="4"/>
+              <w:right w:val="single" w:color="000000" w:sz="4"/>
+            </w:tcBorders>
+            <w:tcMar>
+              <w:top w:type="dxa" w:w="60"/>
+              <w:left w:type="dxa" w:w="80"/>
+              <w:bottom w:type="dxa" w:w="60"/>
+              <w:right w:type="dxa" w:w="80"/>
+            </w:tcMar>
+          </w:tcPr>
+          <w:p>
+            <w:pPr>
+              <w:jc w:val="center"/>
+            </w:pPr>
+            <w:r>
+              <w:rPr>
+                <w:rFonts w:ascii="Times New Roman" w:cs="Times New Roman" w:eastAsia="Times New Roman" w:hAnsi="Times New Roman"/>
+                <w:b w:val="false"/>
+                <w:bCs w:val="false"/>
+                <w:sz w:val="18"/>
+                <w:szCs w:val="18"/>
+              </w:rPr>
+              <w:t xml:space="preserve">0.937</w:t>
+            </w:r>
+          </w:p>
+        </w:tc>
+        <w:tc>
+          <w:tcPr>
+            <w:tcW w:type="dxa" w:w="800"/>
+            <w:tcBorders>
+              <w:top w:val="single" w:color="000000" w:sz="4"/>
+              <w:left w:val="single" w:color="000000" w:sz="4"/>
+              <w:bottom w:val="single" w:color="000000" w:sz="4"/>
+              <w:right w:val="single" w:color="000000" w:sz="4"/>
+            </w:tcBorders>
+            <w:tcMar>
+              <w:top w:type="dxa" w:w="60"/>
+              <w:left w:type="dxa" w:w="80"/>
+              <w:bottom w:type="dxa" w:w="60"/>
+              <w:right w:type="dxa" w:w="80"/>
+            </w:tcMar>
+          </w:tcPr>
+          <w:p>
+            <w:pPr>
+              <w:jc w:val="center"/>
+            </w:pPr>
+            <w:r>
+              <w:rPr>
+                <w:rFonts w:ascii="Times New Roman" w:cs="Times New Roman" w:eastAsia="Times New Roman" w:hAnsi="Times New Roman"/>
+                <w:b w:val="false"/>
+                <w:bCs w:val="false"/>
+                <w:sz w:val="18"/>
+                <w:szCs w:val="18"/>
+              </w:rPr>
+              <w:t xml:space="preserve">0.963</w:t>
+            </w:r>
+          </w:p>
+        </w:tc>
+        <w:tc>
+          <w:tcPr>
+            <w:tcW w:type="dxa" w:w="800"/>
+            <w:tcBorders>
+              <w:top w:val="single" w:color="000000" w:sz="4"/>
+              <w:left w:val="single" w:color="000000" w:sz="4"/>
+              <w:bottom w:val="single" w:color="000000" w:sz="4"/>
+              <w:right w:val="single" w:color="000000" w:sz="4"/>
+            </w:tcBorders>
+            <w:tcMar>
+              <w:top w:type="dxa" w:w="60"/>
+              <w:left w:type="dxa" w:w="80"/>
+              <w:bottom w:type="dxa" w:w="60"/>
+              <w:right w:type="dxa" w:w="80"/>
+            </w:tcMar>
+          </w:tcPr>
+          <w:p>
+            <w:pPr>
+              <w:jc w:val="center"/>
+            </w:pPr>
+            <w:r>
+              <w:rPr>
+                <w:rFonts w:ascii="Times New Roman" w:cs="Times New Roman" w:eastAsia="Times New Roman" w:hAnsi="Times New Roman"/>
+                <w:b w:val="false"/>
+                <w:bCs w:val="false"/>
+                <w:sz w:val="18"/>
+                <w:szCs w:val="18"/>
+              </w:rPr>
+              <w:t xml:space="preserve">0.977</w:t>
+            </w:r>
+          </w:p>
+        </w:tc>
+        <w:tc>
+          <w:tcPr>
+            <w:tcW w:type="dxa" w:w="800"/>
+            <w:tcBorders>
+              <w:top w:val="single" w:color="000000" w:sz="4"/>
+              <w:left w:val="single" w:color="000000" w:sz="4"/>
+              <w:bottom w:val="single" w:color="000000" w:sz="4"/>
+              <w:right w:val="single" w:color="000000" w:sz="4"/>
+            </w:tcBorders>
+            <w:tcMar>
+              <w:top w:type="dxa" w:w="60"/>
+              <w:left w:type="dxa" w:w="80"/>
+              <w:bottom w:type="dxa" w:w="60"/>
+              <w:right w:type="dxa" w:w="80"/>
+            </w:tcMar>
+          </w:tcPr>
+          <w:p>
+            <w:pPr>
+              <w:jc w:val="center"/>
+            </w:pPr>
+            <w:r>
+              <w:rPr>
+                <w:rFonts w:ascii="Times New Roman" w:cs="Times New Roman" w:eastAsia="Times New Roman" w:hAnsi="Times New Roman"/>
+                <w:b w:val="false"/>
+                <w:bCs w:val="false"/>
+                <w:sz w:val="18"/>
+                <w:szCs w:val="18"/>
+              </w:rPr>
+              <w:t xml:space="preserve">0.950</w:t>
+            </w:r>
+          </w:p>
+        </w:tc>
+      </w:tr>
+      <w:tr>
+        <w:tc>
+          <w:tcPr>
+            <w:tcW w:type="dxa" w:w="1200"/>
+            <w:tcBorders>
+              <w:top w:val="single" w:color="000000" w:sz="4"/>
+              <w:left w:val="single" w:color="000000" w:sz="4"/>
+              <w:bottom w:val="single" w:color="000000" w:sz="4"/>
+              <w:right w:val="single" w:color="000000" w:sz="4"/>
+            </w:tcBorders>
+            <w:tcMar>
+              <w:top w:type="dxa" w:w="60"/>
+              <w:left w:type="dxa" w:w="80"/>
+              <w:bottom w:type="dxa" w:w="60"/>
+              <w:right w:type="dxa" w:w="80"/>
+            </w:tcMar>
+          </w:tcPr>
+          <w:p>
+            <w:pPr>
+              <w:jc w:val="left"/>
+            </w:pPr>
+            <w:r>
+              <w:rPr>
+                <w:rFonts w:ascii="Times New Roman" w:cs="Times New Roman" w:eastAsia="Times New Roman" w:hAnsi="Times New Roman"/>
+                <w:b w:val="false"/>
+                <w:bCs w:val="false"/>
+                <w:sz w:val="18"/>
+                <w:szCs w:val="18"/>
+              </w:rPr>
+              <w:t xml:space="preserve">background</w:t>
+            </w:r>
+          </w:p>
+        </w:tc>
+        <w:tc>
+          <w:tcPr>
+            <w:tcW w:type="dxa" w:w="800"/>
+            <w:tcBorders>
+              <w:top w:val="single" w:color="000000" w:sz="4"/>
+              <w:left w:val="single" w:color="000000" w:sz="4"/>
+              <w:bottom w:val="single" w:color="000000" w:sz="4"/>
+              <w:right w:val="single" w:color="000000" w:sz="4"/>
+            </w:tcBorders>
+            <w:tcMar>
+              <w:top w:type="dxa" w:w="60"/>
+              <w:left w:type="dxa" w:w="80"/>
+              <w:bottom w:type="dxa" w:w="60"/>
+              <w:right w:type="dxa" w:w="80"/>
+            </w:tcMar>
+          </w:tcPr>
+          <w:p>
+            <w:pPr>
+              <w:jc w:val="center"/>
+            </w:pPr>
+            <w:r>
+              <w:rPr>
+                <w:rFonts w:ascii="Times New Roman" w:cs="Times New Roman" w:eastAsia="Times New Roman" w:hAnsi="Times New Roman"/>
+                <w:b w:val="false"/>
+                <w:bCs w:val="false"/>
+                <w:sz w:val="18"/>
+                <w:szCs w:val="18"/>
+              </w:rPr>
+              <w:t xml:space="preserve">0.939</w:t>
+            </w:r>
+          </w:p>
+        </w:tc>
+        <w:tc>
+          <w:tcPr>
+            <w:tcW w:type="dxa" w:w="800"/>
+            <w:tcBorders>
+              <w:top w:val="single" w:color="000000" w:sz="4"/>
+              <w:left w:val="single" w:color="000000" w:sz="4"/>
+              <w:bottom w:val="single" w:color="000000" w:sz="4"/>
+              <w:right w:val="single" w:color="000000" w:sz="4"/>
+            </w:tcBorders>
+            <w:tcMar>
+              <w:top w:type="dxa" w:w="60"/>
+              <w:left w:type="dxa" w:w="80"/>
+              <w:bottom w:type="dxa" w:w="60"/>
+              <w:right w:type="dxa" w:w="80"/>
+            </w:tcMar>
+          </w:tcPr>
+          <w:p>
+            <w:pPr>
+              <w:jc w:val="center"/>
+            </w:pPr>
+            <w:r>
+              <w:rPr>
+                <w:rFonts w:ascii="Times New Roman" w:cs="Times New Roman" w:eastAsia="Times New Roman" w:hAnsi="Times New Roman"/>
+                <w:b w:val="false"/>
+                <w:bCs w:val="false"/>
+                <w:sz w:val="18"/>
+                <w:szCs w:val="18"/>
+              </w:rPr>
+              <w:t xml:space="preserve">0.980</w:t>
+            </w:r>
+          </w:p>
+        </w:tc>
+        <w:tc>
+          <w:tcPr>
+            <w:tcW w:type="dxa" w:w="800"/>
+            <w:tcBorders>
+              <w:top w:val="single" w:color="000000" w:sz="4"/>
+              <w:left w:val="single" w:color="000000" w:sz="4"/>
+              <w:bottom w:val="single" w:color="000000" w:sz="4"/>
+              <w:right w:val="single" w:color="000000" w:sz="4"/>
+            </w:tcBorders>
+            <w:tcMar>
+              <w:top w:type="dxa" w:w="60"/>
+              <w:left w:type="dxa" w:w="80"/>
+              <w:bottom w:type="dxa" w:w="60"/>
+              <w:right w:type="dxa" w:w="80"/>
+            </w:tcMar>
+          </w:tcPr>
+          <w:p>
+            <w:pPr>
+              <w:jc w:val="center"/>
+            </w:pPr>
+            <w:r>
+              <w:rPr>
+                <w:rFonts w:ascii="Times New Roman" w:cs="Times New Roman" w:eastAsia="Times New Roman" w:hAnsi="Times New Roman"/>
+                <w:b w:val="false"/>
+                <w:bCs w:val="false"/>
+                <w:sz w:val="18"/>
+                <w:szCs w:val="18"/>
+              </w:rPr>
+              <w:t xml:space="preserve">0.990</w:t>
+            </w:r>
+          </w:p>
+        </w:tc>
+        <w:tc>
+          <w:tcPr>
+            <w:tcW w:type="dxa" w:w="800"/>
+            <w:tcBorders>
+              <w:top w:val="single" w:color="000000" w:sz="4"/>
+              <w:left w:val="single" w:color="000000" w:sz="4"/>
+              <w:bottom w:val="single" w:color="000000" w:sz="4"/>
+              <w:right w:val="single" w:color="000000" w:sz="4"/>
+            </w:tcBorders>
+            <w:tcMar>
+              <w:top w:type="dxa" w:w="60"/>
+              <w:left w:type="dxa" w:w="80"/>
+              <w:bottom w:type="dxa" w:w="60"/>
+              <w:right w:type="dxa" w:w="80"/>
+            </w:tcMar>
+          </w:tcPr>
+          <w:p>
+            <w:pPr>
+              <w:jc w:val="center"/>
+            </w:pPr>
+            <w:r>
+              <w:rPr>
+                <w:rFonts w:ascii="Times New Roman" w:cs="Times New Roman" w:eastAsia="Times New Roman" w:hAnsi="Times New Roman"/>
+                <w:b w:val="false"/>
+                <w:bCs w:val="false"/>
+                <w:sz w:val="18"/>
+                <w:szCs w:val="18"/>
+              </w:rPr>
+              <w:t xml:space="preserve">0.959</w:t>
+            </w:r>
+          </w:p>
+        </w:tc>
+      </w:tr>
+    </w:tbl>
     <w:p>
       <w:pPr>
         <w:spacing w:after="60" w:before="200"/>
@@ -1928,7 +1928,7 @@
           <wp:inline distT="0" distB="0" distL="0" distR="0">
             <wp:extent cx="2667000" cy="1905000"/>
             <wp:effectExtent t="0" r="0" b="0" l="0"/>
-            <wp:docPr id="1" name="roc_curves.png" descr="Figure 2: One-vs-rest ROC curves (macro AUC 0.9959)." title="Figure 2: One-vs-rest ROC curves (macro AUC 0.9959)."/>
+            <wp:docPr id="1" name="confusion_matrix.png" descr="Figure 1: Confusion matrix on the sequence-disjoint test set." title="Figure 1: Confusion matrix on the sequence-disjoint test set."/>
             <wp:cNvGraphicFramePr>
               <a:graphicFrameLocks xmlns:a="http://schemas.openxmlformats.org/drawingml/2006/main" noChangeAspect="1"/>
             </wp:cNvGraphicFramePr>
@@ -1977,7 +1977,7 @@
           <w:sz w:val="18"/>
           <w:szCs w:val="18"/>
         </w:rPr>
-        <w:t xml:space="preserve">Figure 2: One-vs-rest ROC curves (macro AUC 0.9959).</w:t>
+        <w:t xml:space="preserve">Figure 1: Confusion matrix on the sequence-disjoint test set.</w:t>
       </w:r>
     </w:p>
     <w:p>
@@ -1990,7 +1990,7 @@
           <wp:inline distT="0" distB="0" distL="0" distR="0">
             <wp:extent cx="2667000" cy="1905000"/>
             <wp:effectExtent t="0" r="0" b="0" l="0"/>
-            <wp:docPr id="1" name="per_class_f1.png" descr="Figure 3: Per-class F1 scores." title="Figure 3: Per-class F1 scores."/>
+            <wp:docPr id="1" name="roc_curves.png" descr="Figure 2: One-vs-rest ROC curves (macro AUC 0.9959)." title="Figure 2: One-vs-rest ROC curves (macro AUC 0.9959)."/>
             <wp:cNvGraphicFramePr>
               <a:graphicFrameLocks xmlns:a="http://schemas.openxmlformats.org/drawingml/2006/main" noChangeAspect="1"/>
             </wp:cNvGraphicFramePr>
@@ -2039,39 +2039,7 @@
           <w:sz w:val="18"/>
           <w:szCs w:val="18"/>
         </w:rPr>
-        <w:t xml:space="preserve">Figure 3: Per-class F1 scores.</w:t>
-      </w:r>
-    </w:p>
-    <w:p>
-      <w:pPr>
-        <w:spacing w:after="80" w:before="160"/>
-        <w:jc w:val="left"/>
-      </w:pPr>
-      <w:r>
-        <w:rPr>
-          <w:rFonts w:ascii="Times New Roman" w:cs="Times New Roman" w:eastAsia="Times New Roman" w:hAnsi="Times New Roman"/>
-          <w:b/>
-          <w:bCs/>
-          <w:i/>
-          <w:iCs/>
-          <w:sz w:val="20"/>
-          <w:szCs w:val="20"/>
-        </w:rPr>
-        <w:t xml:space="preserve">B.  Training curves</w:t>
-      </w:r>
-    </w:p>
-    <w:p>
-      <w:pPr>
-        <w:spacing w:after="80" w:line="240"/>
-        <w:jc w:val="both"/>
-      </w:pPr>
-      <w:r>
-        <w:rPr>
-          <w:rFonts w:ascii="Times New Roman" w:cs="Times New Roman" w:eastAsia="Times New Roman" w:hAnsi="Times New Roman"/>
-          <w:sz w:val="20"/>
-          <w:szCs w:val="20"/>
-        </w:rPr>
-        <w:t xml:space="preserve">Figure 4 shows the loss and accuracy curves across the 15 training epochs. A clear inflection is visible at epoch 4 when the backbone is unfrozen — both training and validation accuracy step upwards. No overfitting is observed in the remaining epochs; validation tracks training closely.</w:t>
+        <w:t xml:space="preserve">Figure 2: One-vs-rest ROC curves (macro AUC 0.9959).</w:t>
       </w:r>
     </w:p>
     <w:p>
@@ -2084,7 +2052,7 @@
           <wp:inline distT="0" distB="0" distL="0" distR="0">
             <wp:extent cx="2667000" cy="1905000"/>
             <wp:effectExtent t="0" r="0" b="0" l="0"/>
-            <wp:docPr id="1" name="training_curves.png" descr="Figure 4: Training and validation curves across 15 epochs." title="Figure 4: Training and validation curves across 15 epochs."/>
+            <wp:docPr id="1" name="per_class_f1.png" descr="Figure 3: Per-class F1 scores." title="Figure 3: Per-class F1 scores."/>
             <wp:cNvGraphicFramePr>
               <a:graphicFrameLocks xmlns:a="http://schemas.openxmlformats.org/drawingml/2006/main" noChangeAspect="1"/>
             </wp:cNvGraphicFramePr>
@@ -2133,6 +2101,100 @@
           <w:sz w:val="18"/>
           <w:szCs w:val="18"/>
         </w:rPr>
+        <w:t xml:space="preserve">Figure 3: Per-class F1 scores.</w:t>
+      </w:r>
+    </w:p>
+    <w:p>
+      <w:pPr>
+        <w:spacing w:after="80" w:before="160"/>
+        <w:jc w:val="left"/>
+      </w:pPr>
+      <w:r>
+        <w:rPr>
+          <w:rFonts w:ascii="Times New Roman" w:cs="Times New Roman" w:eastAsia="Times New Roman" w:hAnsi="Times New Roman"/>
+          <w:b/>
+          <w:bCs/>
+          <w:i/>
+          <w:iCs/>
+          <w:sz w:val="20"/>
+          <w:szCs w:val="20"/>
+        </w:rPr>
+        <w:t xml:space="preserve">B.  Training curves</w:t>
+      </w:r>
+    </w:p>
+    <w:p>
+      <w:pPr>
+        <w:spacing w:after="80" w:line="240"/>
+        <w:jc w:val="both"/>
+      </w:pPr>
+      <w:r>
+        <w:rPr>
+          <w:rFonts w:ascii="Times New Roman" w:cs="Times New Roman" w:eastAsia="Times New Roman" w:hAnsi="Times New Roman"/>
+          <w:sz w:val="20"/>
+          <w:szCs w:val="20"/>
+        </w:rPr>
+        <w:t xml:space="preserve">Figure 4 shows the loss and accuracy curves across the 15 training epochs. A clear inflection is visible at epoch 4 when the backbone is unfrozen — both training and validation accuracy step upwards. No overfitting is observed in the remaining epochs; validation tracks training closely.</w:t>
+      </w:r>
+    </w:p>
+    <w:p>
+      <w:pPr>
+        <w:spacing w:after="60" w:before="200"/>
+        <w:jc w:val="center"/>
+      </w:pPr>
+      <w:r>
+        <w:drawing>
+          <wp:inline distT="0" distB="0" distL="0" distR="0">
+            <wp:extent cx="2667000" cy="1905000"/>
+            <wp:effectExtent t="0" r="0" b="0" l="0"/>
+            <wp:docPr id="1" name="training_curves.png" descr="Figure 4: Training and validation curves across 15 epochs." title="Figure 4: Training and validation curves across 15 epochs."/>
+            <wp:cNvGraphicFramePr>
+              <a:graphicFrameLocks xmlns:a="http://schemas.openxmlformats.org/drawingml/2006/main" noChangeAspect="1"/>
+            </wp:cNvGraphicFramePr>
+            <a:graphic xmlns:a="http://schemas.openxmlformats.org/drawingml/2006/main">
+              <a:graphicData uri="http://schemas.openxmlformats.org/drawingml/2006/picture">
+                <pic:pic xmlns:pic="http://schemas.openxmlformats.org/drawingml/2006/picture">
+                  <pic:nvPicPr>
+                    <pic:cNvPr id="0" name="" descr=""/>
+                    <pic:cNvPicPr>
+                      <a:picLocks noChangeAspect="1" noChangeArrowheads="1"/>
+                    </pic:cNvPicPr>
+                  </pic:nvPicPr>
+                  <pic:blipFill>
+                    <a:blip r:embed="rId11" cstate="none"/>
+                    <a:srcRect/>
+                    <a:stretch>
+                      <a:fillRect/>
+                    </a:stretch>
+                  </pic:blipFill>
+                  <pic:spPr bwMode="auto">
+                    <a:xfrm>
+                      <a:off x="0" y="0"/>
+                      <a:ext cx="2667000" cy="1905000"/>
+                    </a:xfrm>
+                    <a:prstGeom prst="rect">
+                      <a:avLst/>
+                    </a:prstGeom>
+                  </pic:spPr>
+                </pic:pic>
+              </a:graphicData>
+            </a:graphic>
+          </wp:inline>
+        </w:drawing>
+      </w:r>
+    </w:p>
+    <w:p>
+      <w:pPr>
+        <w:spacing w:after="160"/>
+        <w:jc w:val="center"/>
+      </w:pPr>
+      <w:r>
+        <w:rPr>
+          <w:rFonts w:ascii="Times New Roman" w:cs="Times New Roman" w:eastAsia="Times New Roman" w:hAnsi="Times New Roman"/>
+          <w:i/>
+          <w:iCs/>
+          <w:sz w:val="18"/>
+          <w:szCs w:val="18"/>
+        </w:rPr>
         <w:t xml:space="preserve">Figure 4: Training and validation curves across 15 epochs.</w:t>
       </w:r>
     </w:p>
@@ -2192,7 +2254,7 @@
                     </pic:cNvPicPr>
                   </pic:nvPicPr>
                   <pic:blipFill>
-                    <a:blip r:embed="rId11" cstate="none"/>
+                    <a:blip r:embed="rId12" cstate="none"/>
                     <a:srcRect/>
                     <a:stretch>
                       <a:fillRect/>
